--- a/docs/Отчет_ЛР3.docx
+++ b/docs/Отчет_ЛР3.docx
@@ -111,14 +111,13 @@
     </w:p>
     <w:p>
       <w:pPr>
-        <w:pStyle w:val="a3"/>
+        <w:pStyle w:val="BodyText"/>
         <w:spacing w:before="114"/>
         <w:ind w:left="303"/>
         <w:jc w:val="center"/>
         <w:rPr>
           <w:color w:val="333333"/>
           <w:spacing w:val="-2"/>
-          <w:lang w:val="en-US"/>
         </w:rPr>
       </w:pPr>
       <w:r>
@@ -209,14 +208,13 @@
     </w:p>
     <w:p>
       <w:pPr>
-        <w:pStyle w:val="a3"/>
+        <w:pStyle w:val="BodyText"/>
         <w:spacing w:before="114"/>
         <w:ind w:left="303"/>
         <w:jc w:val="center"/>
         <w:rPr>
           <w:rFonts w:ascii="Arial" w:hAnsi="Arial"/>
           <w:b/>
-          <w:lang w:val="en-US"/>
         </w:rPr>
       </w:pPr>
       <w:r>
@@ -229,20 +227,19 @@
     </w:p>
     <w:p>
       <w:pPr>
-        <w:pStyle w:val="a3"/>
+        <w:pStyle w:val="BodyText"/>
         <w:spacing w:before="114"/>
         <w:ind w:left="303"/>
         <w:jc w:val="center"/>
         <w:rPr>
           <w:rFonts w:ascii="Arial" w:hAnsi="Arial"/>
           <w:b/>
-          <w:lang w:val="en-US"/>
         </w:rPr>
       </w:pPr>
     </w:p>
     <w:p>
       <w:pPr>
-        <w:pStyle w:val="a3"/>
+        <w:pStyle w:val="BodyText"/>
         <w:spacing w:before="114"/>
         <w:ind w:left="303"/>
         <w:jc w:val="center"/>
@@ -256,7 +253,7 @@
     </w:p>
     <w:p>
       <w:pPr>
-        <w:pStyle w:val="a3"/>
+        <w:pStyle w:val="BodyText"/>
         <w:spacing w:before="114"/>
         <w:ind w:left="303"/>
         <w:jc w:val="center"/>
@@ -270,7 +267,7 @@
     </w:p>
     <w:p>
       <w:pPr>
-        <w:pStyle w:val="a3"/>
+        <w:pStyle w:val="BodyText"/>
         <w:spacing w:before="114"/>
         <w:rPr>
           <w:rFonts w:ascii="Times New Roman" w:hAnsi="Times New Roman" w:cs="Times New Roman"/>
@@ -282,7 +279,7 @@
     </w:p>
     <w:p>
       <w:pPr>
-        <w:pStyle w:val="a3"/>
+        <w:pStyle w:val="BodyText"/>
         <w:spacing w:before="114"/>
         <w:ind w:left="303"/>
         <w:jc w:val="center"/>
@@ -296,7 +293,7 @@
     </w:p>
     <w:p>
       <w:pPr>
-        <w:pStyle w:val="a3"/>
+        <w:pStyle w:val="BodyText"/>
         <w:spacing w:before="114"/>
         <w:ind w:left="303"/>
         <w:jc w:val="center"/>
@@ -310,7 +307,7 @@
     </w:p>
     <w:p>
       <w:pPr>
-        <w:pStyle w:val="a3"/>
+        <w:pStyle w:val="BodyText"/>
         <w:spacing w:before="114"/>
         <w:ind w:left="303"/>
         <w:jc w:val="center"/>
@@ -319,13 +316,12 @@
           <w:color w:val="333333"/>
           <w:sz w:val="56"/>
           <w:szCs w:val="56"/>
-          <w:lang w:val="en-US"/>
         </w:rPr>
       </w:pPr>
     </w:p>
     <w:p>
       <w:pPr>
-        <w:pStyle w:val="a3"/>
+        <w:pStyle w:val="BodyText"/>
         <w:spacing w:before="114"/>
         <w:ind w:left="303"/>
         <w:jc w:val="center"/>
@@ -384,7 +380,7 @@
     </w:p>
     <w:p>
       <w:pPr>
-        <w:pStyle w:val="3"/>
+        <w:pStyle w:val="Heading3"/>
         <w:spacing w:before="0" w:line="241" w:lineRule="exact"/>
         <w:ind w:left="0"/>
         <w:rPr>
@@ -517,7 +513,7 @@
     </w:p>
     <w:p>
       <w:pPr>
-        <w:pStyle w:val="a3"/>
+        <w:pStyle w:val="BodyText"/>
         <w:spacing w:before="76"/>
         <w:rPr>
           <w:rFonts w:ascii="Times New Roman" w:hAnsi="Times New Roman" w:cs="Times New Roman"/>
@@ -554,7 +550,6 @@
         </w:rPr>
         <w:t xml:space="preserve"> </w:t>
       </w:r>
-      <w:proofErr w:type="spellStart"/>
       <w:r>
         <w:rPr>
           <w:rFonts w:cs="Times New Roman"/>
@@ -563,7 +558,6 @@
         </w:rPr>
         <w:t>Карасёва</w:t>
       </w:r>
-      <w:proofErr w:type="spellEnd"/>
       <w:r>
         <w:rPr>
           <w:rFonts w:cs="Times New Roman"/>
@@ -706,7 +700,7 @@
     </w:p>
     <w:p>
       <w:pPr>
-        <w:pStyle w:val="a3"/>
+        <w:pStyle w:val="BodyText"/>
         <w:spacing w:before="89"/>
       </w:pPr>
     </w:p>
@@ -770,6 +764,13 @@
     </w:p>
     <w:sdt>
       <w:sdtPr>
+        <w:rPr>
+          <w:rFonts w:ascii="Times New Roman" w:eastAsia="Microsoft Sans Serif" w:hAnsi="Times New Roman" w:cs="Microsoft Sans Serif"/>
+          <w:color w:val="auto"/>
+          <w:sz w:val="28"/>
+          <w:szCs w:val="22"/>
+          <w:lang w:eastAsia="en-US"/>
+        </w:rPr>
         <w:id w:val="1121184809"/>
         <w:docPartObj>
           <w:docPartGallery w:val="Table of Contents"/>
@@ -778,19 +779,14 @@
       </w:sdtPr>
       <w:sdtEndPr>
         <w:rPr>
-          <w:rFonts w:ascii="Times New Roman" w:eastAsia="Microsoft Sans Serif" w:hAnsi="Times New Roman" w:cs="Microsoft Sans Serif"/>
           <w:b/>
           <w:bCs/>
-          <w:color w:val="auto"/>
-          <w:sz w:val="28"/>
-          <w:szCs w:val="22"/>
-          <w:lang w:eastAsia="en-US"/>
         </w:rPr>
       </w:sdtEndPr>
       <w:sdtContent>
         <w:p>
           <w:pPr>
-            <w:pStyle w:val="a6"/>
+            <w:pStyle w:val="TOCHeading"/>
           </w:pPr>
           <w:r>
             <w:t>Оглавление</w:t>
@@ -798,7 +794,7 @@
         </w:p>
         <w:p>
           <w:pPr>
-            <w:pStyle w:val="10"/>
+            <w:pStyle w:val="TOC1"/>
             <w:tabs>
               <w:tab w:val="left" w:pos="560"/>
               <w:tab w:val="right" w:leader="dot" w:pos="11510"/>
@@ -825,7 +821,7 @@
           <w:hyperlink w:anchor="_Toc230320283" w:history="1">
             <w:r>
               <w:rPr>
-                <w:rStyle w:val="a7"/>
+                <w:rStyle w:val="Hyperlink"/>
                 <w:noProof/>
                 <w:w w:val="99"/>
               </w:rPr>
@@ -845,7 +841,7 @@
             </w:r>
             <w:r>
               <w:rPr>
-                <w:rStyle w:val="a7"/>
+                <w:rStyle w:val="Hyperlink"/>
                 <w:noProof/>
                 <w:spacing w:val="-4"/>
               </w:rPr>
@@ -853,7 +849,7 @@
             </w:r>
             <w:r>
               <w:rPr>
-                <w:rStyle w:val="a7"/>
+                <w:rStyle w:val="Hyperlink"/>
                 <w:noProof/>
                 <w:spacing w:val="-16"/>
               </w:rPr>
@@ -861,7 +857,7 @@
             </w:r>
             <w:r>
               <w:rPr>
-                <w:rStyle w:val="a7"/>
+                <w:rStyle w:val="Hyperlink"/>
                 <w:noProof/>
                 <w:spacing w:val="-2"/>
               </w:rPr>
@@ -919,7 +915,7 @@
         </w:p>
         <w:p>
           <w:pPr>
-            <w:pStyle w:val="30"/>
+            <w:pStyle w:val="TOC3"/>
             <w:tabs>
               <w:tab w:val="right" w:leader="dot" w:pos="11510"/>
             </w:tabs>
@@ -936,14 +932,14 @@
           <w:hyperlink w:anchor="_Toc230320284" w:history="1">
             <w:r>
               <w:rPr>
-                <w:rStyle w:val="a7"/>
+                <w:rStyle w:val="Hyperlink"/>
                 <w:noProof/>
               </w:rPr>
               <w:t>Требования</w:t>
             </w:r>
             <w:r>
               <w:rPr>
-                <w:rStyle w:val="a7"/>
+                <w:rStyle w:val="Hyperlink"/>
                 <w:noProof/>
                 <w:spacing w:val="13"/>
               </w:rPr>
@@ -951,14 +947,14 @@
             </w:r>
             <w:r>
               <w:rPr>
-                <w:rStyle w:val="a7"/>
+                <w:rStyle w:val="Hyperlink"/>
                 <w:noProof/>
               </w:rPr>
               <w:t>к</w:t>
             </w:r>
             <w:r>
               <w:rPr>
-                <w:rStyle w:val="a7"/>
+                <w:rStyle w:val="Hyperlink"/>
                 <w:noProof/>
                 <w:spacing w:val="14"/>
               </w:rPr>
@@ -966,7 +962,7 @@
             </w:r>
             <w:r>
               <w:rPr>
-                <w:rStyle w:val="a7"/>
+                <w:rStyle w:val="Hyperlink"/>
                 <w:noProof/>
                 <w:spacing w:val="-2"/>
               </w:rPr>
@@ -1024,7 +1020,7 @@
         </w:p>
         <w:p>
           <w:pPr>
-            <w:pStyle w:val="10"/>
+            <w:pStyle w:val="TOC1"/>
             <w:tabs>
               <w:tab w:val="left" w:pos="560"/>
               <w:tab w:val="right" w:leader="dot" w:pos="11510"/>
@@ -1042,7 +1038,7 @@
           <w:hyperlink w:anchor="_Toc230320285" w:history="1">
             <w:r>
               <w:rPr>
-                <w:rStyle w:val="a7"/>
+                <w:rStyle w:val="Hyperlink"/>
                 <w:noProof/>
                 <w:w w:val="99"/>
               </w:rPr>
@@ -1062,14 +1058,14 @@
             </w:r>
             <w:r>
               <w:rPr>
-                <w:rStyle w:val="a7"/>
+                <w:rStyle w:val="Hyperlink"/>
                 <w:noProof/>
               </w:rPr>
               <w:t>Use</w:t>
             </w:r>
             <w:r>
               <w:rPr>
-                <w:rStyle w:val="a7"/>
+                <w:rStyle w:val="Hyperlink"/>
                 <w:noProof/>
                 <w:spacing w:val="-19"/>
               </w:rPr>
@@ -1077,14 +1073,14 @@
             </w:r>
             <w:r>
               <w:rPr>
-                <w:rStyle w:val="a7"/>
+                <w:rStyle w:val="Hyperlink"/>
                 <w:noProof/>
               </w:rPr>
               <w:t>Case-</w:t>
             </w:r>
             <w:r>
               <w:rPr>
-                <w:rStyle w:val="a7"/>
+                <w:rStyle w:val="Hyperlink"/>
                 <w:noProof/>
                 <w:spacing w:val="-2"/>
               </w:rPr>
@@ -1142,7 +1138,7 @@
         </w:p>
         <w:p>
           <w:pPr>
-            <w:pStyle w:val="20"/>
+            <w:pStyle w:val="TOC2"/>
             <w:tabs>
               <w:tab w:val="left" w:pos="960"/>
               <w:tab w:val="right" w:leader="dot" w:pos="11510"/>
@@ -1160,7 +1156,7 @@
           <w:hyperlink w:anchor="_Toc230320286" w:history="1">
             <w:r>
               <w:rPr>
-                <w:rStyle w:val="a7"/>
+                <w:rStyle w:val="Hyperlink"/>
                 <w:noProof/>
                 <w:w w:val="101"/>
               </w:rPr>
@@ -1180,14 +1176,14 @@
             </w:r>
             <w:r>
               <w:rPr>
-                <w:rStyle w:val="a7"/>
+                <w:rStyle w:val="Hyperlink"/>
                 <w:noProof/>
               </w:rPr>
               <w:t>Диаграмма</w:t>
             </w:r>
             <w:r>
               <w:rPr>
-                <w:rStyle w:val="a7"/>
+                <w:rStyle w:val="Hyperlink"/>
                 <w:noProof/>
                 <w:spacing w:val="7"/>
               </w:rPr>
@@ -1195,14 +1191,14 @@
             </w:r>
             <w:r>
               <w:rPr>
-                <w:rStyle w:val="a7"/>
+                <w:rStyle w:val="Hyperlink"/>
                 <w:noProof/>
               </w:rPr>
               <w:t>(для</w:t>
             </w:r>
             <w:r>
               <w:rPr>
-                <w:rStyle w:val="a7"/>
+                <w:rStyle w:val="Hyperlink"/>
                 <w:noProof/>
                 <w:spacing w:val="7"/>
               </w:rPr>
@@ -1210,14 +1206,14 @@
             </w:r>
             <w:r>
               <w:rPr>
-                <w:rStyle w:val="a7"/>
+                <w:rStyle w:val="Hyperlink"/>
                 <w:noProof/>
               </w:rPr>
               <w:t>вставки</w:t>
             </w:r>
             <w:r>
               <w:rPr>
-                <w:rStyle w:val="a7"/>
+                <w:rStyle w:val="Hyperlink"/>
                 <w:noProof/>
                 <w:spacing w:val="7"/>
               </w:rPr>
@@ -1225,14 +1221,14 @@
             </w:r>
             <w:r>
               <w:rPr>
-                <w:rStyle w:val="a7"/>
+                <w:rStyle w:val="Hyperlink"/>
                 <w:noProof/>
               </w:rPr>
               <w:t>в</w:t>
             </w:r>
             <w:r>
               <w:rPr>
-                <w:rStyle w:val="a7"/>
+                <w:rStyle w:val="Hyperlink"/>
                 <w:noProof/>
                 <w:spacing w:val="8"/>
               </w:rPr>
@@ -1240,7 +1236,7 @@
             </w:r>
             <w:r>
               <w:rPr>
-                <w:rStyle w:val="a7"/>
+                <w:rStyle w:val="Hyperlink"/>
                 <w:noProof/>
                 <w:spacing w:val="-2"/>
               </w:rPr>
@@ -1298,7 +1294,7 @@
         </w:p>
         <w:p>
           <w:pPr>
-            <w:pStyle w:val="10"/>
+            <w:pStyle w:val="TOC1"/>
             <w:tabs>
               <w:tab w:val="left" w:pos="560"/>
               <w:tab w:val="right" w:leader="dot" w:pos="11510"/>
@@ -1316,7 +1312,7 @@
           <w:hyperlink w:anchor="_Toc230320287" w:history="1">
             <w:r>
               <w:rPr>
-                <w:rStyle w:val="a7"/>
+                <w:rStyle w:val="Hyperlink"/>
                 <w:noProof/>
                 <w:w w:val="99"/>
               </w:rPr>
@@ -1336,7 +1332,7 @@
             </w:r>
             <w:r>
               <w:rPr>
-                <w:rStyle w:val="a7"/>
+                <w:rStyle w:val="Hyperlink"/>
                 <w:noProof/>
                 <w:spacing w:val="-2"/>
               </w:rPr>
@@ -1344,7 +1340,7 @@
             </w:r>
             <w:r>
               <w:rPr>
-                <w:rStyle w:val="a7"/>
+                <w:rStyle w:val="Hyperlink"/>
                 <w:noProof/>
                 <w:spacing w:val="-12"/>
               </w:rPr>
@@ -1352,7 +1348,7 @@
             </w:r>
             <w:r>
               <w:rPr>
-                <w:rStyle w:val="a7"/>
+                <w:rStyle w:val="Hyperlink"/>
                 <w:noProof/>
                 <w:spacing w:val="-2"/>
               </w:rPr>
@@ -1360,7 +1356,7 @@
             </w:r>
             <w:r>
               <w:rPr>
-                <w:rStyle w:val="a7"/>
+                <w:rStyle w:val="Hyperlink"/>
                 <w:noProof/>
                 <w:spacing w:val="-11"/>
               </w:rPr>
@@ -1368,7 +1364,7 @@
             </w:r>
             <w:r>
               <w:rPr>
-                <w:rStyle w:val="a7"/>
+                <w:rStyle w:val="Hyperlink"/>
                 <w:noProof/>
                 <w:spacing w:val="-2"/>
               </w:rPr>
@@ -1426,7 +1422,7 @@
         </w:p>
         <w:p>
           <w:pPr>
-            <w:pStyle w:val="10"/>
+            <w:pStyle w:val="TOC1"/>
             <w:tabs>
               <w:tab w:val="left" w:pos="560"/>
               <w:tab w:val="right" w:leader="dot" w:pos="11510"/>
@@ -1444,7 +1440,7 @@
           <w:hyperlink w:anchor="_Toc230320288" w:history="1">
             <w:r>
               <w:rPr>
-                <w:rStyle w:val="a7"/>
+                <w:rStyle w:val="Hyperlink"/>
                 <w:noProof/>
                 <w:w w:val="99"/>
               </w:rPr>
@@ -1464,14 +1460,14 @@
             </w:r>
             <w:r>
               <w:rPr>
-                <w:rStyle w:val="a7"/>
+                <w:rStyle w:val="Hyperlink"/>
                 <w:noProof/>
               </w:rPr>
               <w:t>Описание</w:t>
             </w:r>
             <w:r>
               <w:rPr>
-                <w:rStyle w:val="a7"/>
+                <w:rStyle w:val="Hyperlink"/>
                 <w:noProof/>
                 <w:spacing w:val="-20"/>
               </w:rPr>
@@ -1479,14 +1475,14 @@
             </w:r>
             <w:r>
               <w:rPr>
-                <w:rStyle w:val="a7"/>
+                <w:rStyle w:val="Hyperlink"/>
                 <w:noProof/>
               </w:rPr>
               <w:t>набора</w:t>
             </w:r>
             <w:r>
               <w:rPr>
-                <w:rStyle w:val="a7"/>
+                <w:rStyle w:val="Hyperlink"/>
                 <w:noProof/>
                 <w:spacing w:val="-20"/>
               </w:rPr>
@@ -1494,14 +1490,14 @@
             </w:r>
             <w:r>
               <w:rPr>
-                <w:rStyle w:val="a7"/>
+                <w:rStyle w:val="Hyperlink"/>
                 <w:noProof/>
               </w:rPr>
               <w:t>тестовых</w:t>
             </w:r>
             <w:r>
               <w:rPr>
-                <w:rStyle w:val="a7"/>
+                <w:rStyle w:val="Hyperlink"/>
                 <w:noProof/>
                 <w:spacing w:val="-20"/>
               </w:rPr>
@@ -1509,7 +1505,7 @@
             </w:r>
             <w:r>
               <w:rPr>
-                <w:rStyle w:val="a7"/>
+                <w:rStyle w:val="Hyperlink"/>
                 <w:noProof/>
                 <w:spacing w:val="-2"/>
               </w:rPr>
@@ -1567,7 +1563,7 @@
         </w:p>
         <w:p>
           <w:pPr>
-            <w:pStyle w:val="20"/>
+            <w:pStyle w:val="TOC2"/>
             <w:tabs>
               <w:tab w:val="left" w:pos="960"/>
               <w:tab w:val="right" w:leader="dot" w:pos="11510"/>
@@ -1585,7 +1581,7 @@
           <w:hyperlink w:anchor="_Toc230320289" w:history="1">
             <w:r>
               <w:rPr>
-                <w:rStyle w:val="a7"/>
+                <w:rStyle w:val="Hyperlink"/>
                 <w:noProof/>
                 <w:w w:val="101"/>
               </w:rPr>
@@ -1605,14 +1601,14 @@
             </w:r>
             <w:r>
               <w:rPr>
-                <w:rStyle w:val="a7"/>
+                <w:rStyle w:val="Hyperlink"/>
                 <w:noProof/>
               </w:rPr>
               <w:t>Инструменты</w:t>
             </w:r>
             <w:r>
               <w:rPr>
-                <w:rStyle w:val="a7"/>
+                <w:rStyle w:val="Hyperlink"/>
                 <w:noProof/>
                 <w:spacing w:val="7"/>
               </w:rPr>
@@ -1620,14 +1616,14 @@
             </w:r>
             <w:r>
               <w:rPr>
-                <w:rStyle w:val="a7"/>
+                <w:rStyle w:val="Hyperlink"/>
                 <w:noProof/>
               </w:rPr>
               <w:t>и</w:t>
             </w:r>
             <w:r>
               <w:rPr>
-                <w:rStyle w:val="a7"/>
+                <w:rStyle w:val="Hyperlink"/>
                 <w:noProof/>
                 <w:spacing w:val="7"/>
               </w:rPr>
@@ -1635,14 +1631,14 @@
             </w:r>
             <w:r>
               <w:rPr>
-                <w:rStyle w:val="a7"/>
+                <w:rStyle w:val="Hyperlink"/>
                 <w:noProof/>
               </w:rPr>
               <w:t>этапы</w:t>
             </w:r>
             <w:r>
               <w:rPr>
-                <w:rStyle w:val="a7"/>
+                <w:rStyle w:val="Hyperlink"/>
                 <w:noProof/>
                 <w:spacing w:val="7"/>
               </w:rPr>
@@ -1650,7 +1646,7 @@
             </w:r>
             <w:r>
               <w:rPr>
-                <w:rStyle w:val="a7"/>
+                <w:rStyle w:val="Hyperlink"/>
                 <w:noProof/>
                 <w:spacing w:val="-2"/>
               </w:rPr>
@@ -1708,7 +1704,7 @@
         </w:p>
         <w:p>
           <w:pPr>
-            <w:pStyle w:val="20"/>
+            <w:pStyle w:val="TOC2"/>
             <w:tabs>
               <w:tab w:val="left" w:pos="960"/>
               <w:tab w:val="right" w:leader="dot" w:pos="11510"/>
@@ -1726,7 +1722,7 @@
           <w:hyperlink w:anchor="_Toc230320290" w:history="1">
             <w:r>
               <w:rPr>
-                <w:rStyle w:val="a7"/>
+                <w:rStyle w:val="Hyperlink"/>
                 <w:noProof/>
                 <w:w w:val="101"/>
               </w:rPr>
@@ -1746,14 +1742,14 @@
             </w:r>
             <w:r>
               <w:rPr>
-                <w:rStyle w:val="a7"/>
+                <w:rStyle w:val="Hyperlink"/>
                 <w:noProof/>
               </w:rPr>
               <w:t>Стратегия</w:t>
             </w:r>
             <w:r>
               <w:rPr>
-                <w:rStyle w:val="a7"/>
+                <w:rStyle w:val="Hyperlink"/>
                 <w:noProof/>
                 <w:spacing w:val="17"/>
               </w:rPr>
@@ -1761,7 +1757,7 @@
             </w:r>
             <w:r>
               <w:rPr>
-                <w:rStyle w:val="a7"/>
+                <w:rStyle w:val="Hyperlink"/>
                 <w:noProof/>
                 <w:spacing w:val="-2"/>
               </w:rPr>
@@ -1819,7 +1815,7 @@
         </w:p>
         <w:p>
           <w:pPr>
-            <w:pStyle w:val="20"/>
+            <w:pStyle w:val="TOC2"/>
             <w:tabs>
               <w:tab w:val="left" w:pos="960"/>
               <w:tab w:val="right" w:leader="dot" w:pos="11510"/>
@@ -1837,7 +1833,7 @@
           <w:hyperlink w:anchor="_Toc230320291" w:history="1">
             <w:r>
               <w:rPr>
-                <w:rStyle w:val="a7"/>
+                <w:rStyle w:val="Hyperlink"/>
                 <w:noProof/>
                 <w:w w:val="101"/>
               </w:rPr>
@@ -1857,14 +1853,14 @@
             </w:r>
             <w:r>
               <w:rPr>
-                <w:rStyle w:val="a7"/>
+                <w:rStyle w:val="Hyperlink"/>
                 <w:noProof/>
               </w:rPr>
               <w:t>Сводная</w:t>
             </w:r>
             <w:r>
               <w:rPr>
-                <w:rStyle w:val="a7"/>
+                <w:rStyle w:val="Hyperlink"/>
                 <w:noProof/>
                 <w:spacing w:val="6"/>
               </w:rPr>
@@ -1872,14 +1868,14 @@
             </w:r>
             <w:r>
               <w:rPr>
-                <w:rStyle w:val="a7"/>
+                <w:rStyle w:val="Hyperlink"/>
                 <w:noProof/>
               </w:rPr>
               <w:t>таблица</w:t>
             </w:r>
             <w:r>
               <w:rPr>
-                <w:rStyle w:val="a7"/>
+                <w:rStyle w:val="Hyperlink"/>
                 <w:noProof/>
                 <w:spacing w:val="6"/>
               </w:rPr>
@@ -1887,7 +1883,7 @@
             </w:r>
             <w:r>
               <w:rPr>
-                <w:rStyle w:val="a7"/>
+                <w:rStyle w:val="Hyperlink"/>
                 <w:noProof/>
                 <w:spacing w:val="-2"/>
               </w:rPr>
@@ -1945,7 +1941,7 @@
         </w:p>
         <w:p>
           <w:pPr>
-            <w:pStyle w:val="30"/>
+            <w:pStyle w:val="TOC3"/>
             <w:tabs>
               <w:tab w:val="right" w:leader="dot" w:pos="11510"/>
             </w:tabs>
@@ -1962,14 +1958,14 @@
           <w:hyperlink w:anchor="_Toc230320292" w:history="1">
             <w:r>
               <w:rPr>
-                <w:rStyle w:val="a7"/>
+                <w:rStyle w:val="Hyperlink"/>
                 <w:noProof/>
               </w:rPr>
               <w:t>Доработанная</w:t>
             </w:r>
             <w:r>
               <w:rPr>
-                <w:rStyle w:val="a7"/>
+                <w:rStyle w:val="Hyperlink"/>
                 <w:noProof/>
                 <w:spacing w:val="41"/>
               </w:rPr>
@@ -1977,7 +1973,7 @@
             </w:r>
             <w:r>
               <w:rPr>
-                <w:rStyle w:val="a7"/>
+                <w:rStyle w:val="Hyperlink"/>
                 <w:noProof/>
                 <w:spacing w:val="-2"/>
               </w:rPr>
@@ -2035,7 +2031,7 @@
         </w:p>
         <w:p>
           <w:pPr>
-            <w:pStyle w:val="30"/>
+            <w:pStyle w:val="TOC3"/>
             <w:tabs>
               <w:tab w:val="right" w:leader="dot" w:pos="11510"/>
             </w:tabs>
@@ -2052,7 +2048,7 @@
           <w:hyperlink w:anchor="_Toc230320293" w:history="1">
             <w:r>
               <w:rPr>
-                <w:rStyle w:val="a7"/>
+                <w:rStyle w:val="Hyperlink"/>
                 <w:b/>
                 <w:noProof/>
                 <w:position w:val="3"/>
@@ -2095,7 +2091,7 @@
             </w:r>
             <w:r>
               <w:rPr>
-                <w:rStyle w:val="a7"/>
+                <w:rStyle w:val="Hyperlink"/>
                 <w:noProof/>
                 <w:spacing w:val="80"/>
                 <w:w w:val="105"/>
@@ -2105,7 +2101,7 @@
             </w:r>
             <w:r>
               <w:rPr>
-                <w:rStyle w:val="a7"/>
+                <w:rStyle w:val="Hyperlink"/>
                 <w:noProof/>
                 <w:w w:val="105"/>
                 <w:lang w:val="en-US"/>
@@ -2114,7 +2110,7 @@
             </w:r>
             <w:r>
               <w:rPr>
-                <w:rStyle w:val="a7"/>
+                <w:rStyle w:val="Hyperlink"/>
                 <w:rFonts w:ascii="Microsoft Sans Serif"/>
                 <w:noProof/>
                 <w:w w:val="105"/>
@@ -2174,7 +2170,7 @@
         </w:p>
         <w:p>
           <w:pPr>
-            <w:pStyle w:val="20"/>
+            <w:pStyle w:val="TOC2"/>
             <w:tabs>
               <w:tab w:val="left" w:pos="960"/>
               <w:tab w:val="right" w:leader="dot" w:pos="11510"/>
@@ -2192,7 +2188,7 @@
           <w:hyperlink w:anchor="_Toc230320294" w:history="1">
             <w:r>
               <w:rPr>
-                <w:rStyle w:val="a7"/>
+                <w:rStyle w:val="Hyperlink"/>
                 <w:noProof/>
                 <w:w w:val="101"/>
               </w:rPr>
@@ -2212,14 +2208,14 @@
             </w:r>
             <w:r>
               <w:rPr>
-                <w:rStyle w:val="a7"/>
+                <w:rStyle w:val="Hyperlink"/>
                 <w:noProof/>
               </w:rPr>
               <w:t>Запуск</w:t>
             </w:r>
             <w:r>
               <w:rPr>
-                <w:rStyle w:val="a7"/>
+                <w:rStyle w:val="Hyperlink"/>
                 <w:noProof/>
                 <w:spacing w:val="2"/>
               </w:rPr>
@@ -2227,7 +2223,7 @@
             </w:r>
             <w:r>
               <w:rPr>
-                <w:rStyle w:val="a7"/>
+                <w:rStyle w:val="Hyperlink"/>
                 <w:noProof/>
                 <w:spacing w:val="-2"/>
               </w:rPr>
@@ -2285,7 +2281,7 @@
         </w:p>
         <w:p>
           <w:pPr>
-            <w:pStyle w:val="10"/>
+            <w:pStyle w:val="TOC1"/>
             <w:tabs>
               <w:tab w:val="left" w:pos="560"/>
               <w:tab w:val="right" w:leader="dot" w:pos="11510"/>
@@ -2303,7 +2299,7 @@
           <w:hyperlink w:anchor="_Toc230320295" w:history="1">
             <w:r>
               <w:rPr>
-                <w:rStyle w:val="a7"/>
+                <w:rStyle w:val="Hyperlink"/>
                 <w:noProof/>
                 <w:w w:val="99"/>
               </w:rPr>
@@ -2323,7 +2319,7 @@
             </w:r>
             <w:r>
               <w:rPr>
-                <w:rStyle w:val="a7"/>
+                <w:rStyle w:val="Hyperlink"/>
                 <w:noProof/>
                 <w:spacing w:val="-7"/>
               </w:rPr>
@@ -2331,7 +2327,7 @@
             </w:r>
             <w:r>
               <w:rPr>
-                <w:rStyle w:val="a7"/>
+                <w:rStyle w:val="Hyperlink"/>
                 <w:noProof/>
                 <w:spacing w:val="-13"/>
               </w:rPr>
@@ -2339,7 +2335,7 @@
             </w:r>
             <w:r>
               <w:rPr>
-                <w:rStyle w:val="a7"/>
+                <w:rStyle w:val="Hyperlink"/>
                 <w:noProof/>
                 <w:spacing w:val="-2"/>
               </w:rPr>
@@ -2397,7 +2393,7 @@
         </w:p>
         <w:p>
           <w:pPr>
-            <w:pStyle w:val="20"/>
+            <w:pStyle w:val="TOC2"/>
             <w:tabs>
               <w:tab w:val="left" w:pos="960"/>
               <w:tab w:val="right" w:leader="dot" w:pos="11510"/>
@@ -2415,7 +2411,7 @@
           <w:hyperlink w:anchor="_Toc230320296" w:history="1">
             <w:r>
               <w:rPr>
-                <w:rStyle w:val="a7"/>
+                <w:rStyle w:val="Hyperlink"/>
                 <w:noProof/>
                 <w:w w:val="101"/>
               </w:rPr>
@@ -2435,7 +2431,7 @@
             </w:r>
             <w:r>
               <w:rPr>
-                <w:rStyle w:val="a7"/>
+                <w:rStyle w:val="Hyperlink"/>
                 <w:noProof/>
                 <w:spacing w:val="-2"/>
               </w:rPr>
@@ -2493,7 +2489,7 @@
         </w:p>
         <w:p>
           <w:pPr>
-            <w:pStyle w:val="20"/>
+            <w:pStyle w:val="TOC2"/>
             <w:tabs>
               <w:tab w:val="left" w:pos="960"/>
               <w:tab w:val="right" w:leader="dot" w:pos="11510"/>
@@ -2511,7 +2507,7 @@
           <w:hyperlink w:anchor="_Toc230320297" w:history="1">
             <w:r>
               <w:rPr>
-                <w:rStyle w:val="a7"/>
+                <w:rStyle w:val="Hyperlink"/>
                 <w:noProof/>
                 <w:w w:val="101"/>
               </w:rPr>
@@ -2531,14 +2527,14 @@
             </w:r>
             <w:r>
               <w:rPr>
-                <w:rStyle w:val="a7"/>
+                <w:rStyle w:val="Hyperlink"/>
                 <w:noProof/>
               </w:rPr>
               <w:t>Детализация</w:t>
             </w:r>
             <w:r>
               <w:rPr>
-                <w:rStyle w:val="a7"/>
+                <w:rStyle w:val="Hyperlink"/>
                 <w:noProof/>
                 <w:spacing w:val="9"/>
               </w:rPr>
@@ -2546,14 +2542,14 @@
             </w:r>
             <w:r>
               <w:rPr>
-                <w:rStyle w:val="a7"/>
+                <w:rStyle w:val="Hyperlink"/>
                 <w:noProof/>
               </w:rPr>
               <w:t>по</w:t>
             </w:r>
             <w:r>
               <w:rPr>
-                <w:rStyle w:val="a7"/>
+                <w:rStyle w:val="Hyperlink"/>
                 <w:noProof/>
                 <w:spacing w:val="10"/>
               </w:rPr>
@@ -2561,7 +2557,7 @@
             </w:r>
             <w:r>
               <w:rPr>
-                <w:rStyle w:val="a7"/>
+                <w:rStyle w:val="Hyperlink"/>
                 <w:noProof/>
                 <w:spacing w:val="-2"/>
               </w:rPr>
@@ -2619,7 +2615,7 @@
         </w:p>
         <w:p>
           <w:pPr>
-            <w:pStyle w:val="20"/>
+            <w:pStyle w:val="TOC2"/>
             <w:tabs>
               <w:tab w:val="left" w:pos="960"/>
               <w:tab w:val="right" w:leader="dot" w:pos="11510"/>
@@ -2637,7 +2633,7 @@
           <w:hyperlink w:anchor="_Toc230320298" w:history="1">
             <w:r>
               <w:rPr>
-                <w:rStyle w:val="a7"/>
+                <w:rStyle w:val="Hyperlink"/>
                 <w:noProof/>
                 <w:w w:val="101"/>
               </w:rPr>
@@ -2657,14 +2653,14 @@
             </w:r>
             <w:r>
               <w:rPr>
-                <w:rStyle w:val="a7"/>
+                <w:rStyle w:val="Hyperlink"/>
                 <w:noProof/>
               </w:rPr>
               <w:t>Скриншоты</w:t>
             </w:r>
             <w:r>
               <w:rPr>
-                <w:rStyle w:val="a7"/>
+                <w:rStyle w:val="Hyperlink"/>
                 <w:noProof/>
                 <w:spacing w:val="6"/>
               </w:rPr>
@@ -2672,14 +2668,14 @@
             </w:r>
             <w:r>
               <w:rPr>
-                <w:rStyle w:val="a7"/>
+                <w:rStyle w:val="Hyperlink"/>
                 <w:noProof/>
               </w:rPr>
               <w:t>для</w:t>
             </w:r>
             <w:r>
               <w:rPr>
-                <w:rStyle w:val="a7"/>
+                <w:rStyle w:val="Hyperlink"/>
                 <w:noProof/>
                 <w:spacing w:val="7"/>
               </w:rPr>
@@ -2687,14 +2683,14 @@
             </w:r>
             <w:r>
               <w:rPr>
-                <w:rStyle w:val="a7"/>
+                <w:rStyle w:val="Hyperlink"/>
                 <w:noProof/>
               </w:rPr>
               <w:t>отчёта</w:t>
             </w:r>
             <w:r>
               <w:rPr>
-                <w:rStyle w:val="a7"/>
+                <w:rStyle w:val="Hyperlink"/>
                 <w:noProof/>
                 <w:spacing w:val="7"/>
               </w:rPr>
@@ -2702,7 +2698,7 @@
             </w:r>
             <w:r>
               <w:rPr>
-                <w:rStyle w:val="a7"/>
+                <w:rStyle w:val="Hyperlink"/>
                 <w:noProof/>
                 <w:spacing w:val="-2"/>
               </w:rPr>
@@ -2760,7 +2756,7 @@
         </w:p>
         <w:p>
           <w:pPr>
-            <w:pStyle w:val="10"/>
+            <w:pStyle w:val="TOC1"/>
             <w:tabs>
               <w:tab w:val="left" w:pos="560"/>
               <w:tab w:val="right" w:leader="dot" w:pos="11510"/>
@@ -2778,7 +2774,7 @@
           <w:hyperlink w:anchor="_Toc230320299" w:history="1">
             <w:r>
               <w:rPr>
-                <w:rStyle w:val="a7"/>
+                <w:rStyle w:val="Hyperlink"/>
                 <w:noProof/>
                 <w:w w:val="99"/>
               </w:rPr>
@@ -2798,7 +2794,7 @@
             </w:r>
             <w:r>
               <w:rPr>
-                <w:rStyle w:val="a7"/>
+                <w:rStyle w:val="Hyperlink"/>
                 <w:noProof/>
                 <w:spacing w:val="-2"/>
               </w:rPr>
@@ -2856,7 +2852,7 @@
         </w:p>
         <w:p>
           <w:pPr>
-            <w:pStyle w:val="10"/>
+            <w:pStyle w:val="TOC1"/>
             <w:tabs>
               <w:tab w:val="right" w:leader="dot" w:pos="11510"/>
             </w:tabs>
@@ -2873,7 +2869,7 @@
           <w:hyperlink w:anchor="_Toc230320300" w:history="1">
             <w:r>
               <w:rPr>
-                <w:rStyle w:val="a7"/>
+                <w:rStyle w:val="Hyperlink"/>
                 <w:noProof/>
                 <w:spacing w:val="-2"/>
               </w:rPr>
@@ -3064,7 +3060,7 @@
     </w:p>
     <w:p>
       <w:pPr>
-        <w:pStyle w:val="a3"/>
+        <w:pStyle w:val="BodyText"/>
         <w:rPr>
           <w:rFonts w:ascii="Arial"/>
           <w:b/>
@@ -3073,7 +3069,7 @@
     </w:p>
     <w:p>
       <w:pPr>
-        <w:pStyle w:val="a3"/>
+        <w:pStyle w:val="BodyText"/>
         <w:rPr>
           <w:rFonts w:ascii="Arial"/>
           <w:b/>
@@ -3082,7 +3078,7 @@
     </w:p>
     <w:p>
       <w:pPr>
-        <w:pStyle w:val="a3"/>
+        <w:pStyle w:val="BodyText"/>
         <w:rPr>
           <w:rFonts w:ascii="Arial"/>
           <w:b/>
@@ -3091,7 +3087,7 @@
     </w:p>
     <w:p>
       <w:pPr>
-        <w:pStyle w:val="a3"/>
+        <w:pStyle w:val="BodyText"/>
         <w:rPr>
           <w:rFonts w:ascii="Arial"/>
           <w:b/>
@@ -3100,7 +3096,7 @@
     </w:p>
     <w:p>
       <w:pPr>
-        <w:pStyle w:val="a3"/>
+        <w:pStyle w:val="BodyText"/>
         <w:rPr>
           <w:rFonts w:ascii="Arial"/>
           <w:b/>
@@ -3109,7 +3105,7 @@
     </w:p>
     <w:p>
       <w:pPr>
-        <w:pStyle w:val="a3"/>
+        <w:pStyle w:val="BodyText"/>
         <w:rPr>
           <w:rFonts w:ascii="Arial"/>
           <w:b/>
@@ -3118,7 +3114,7 @@
     </w:p>
     <w:p>
       <w:pPr>
-        <w:pStyle w:val="a3"/>
+        <w:pStyle w:val="BodyText"/>
         <w:rPr>
           <w:rFonts w:ascii="Arial"/>
           <w:b/>
@@ -3127,7 +3123,7 @@
     </w:p>
     <w:p>
       <w:pPr>
-        <w:pStyle w:val="a3"/>
+        <w:pStyle w:val="BodyText"/>
         <w:rPr>
           <w:rFonts w:ascii="Arial"/>
           <w:b/>
@@ -3136,7 +3132,7 @@
     </w:p>
     <w:p>
       <w:pPr>
-        <w:pStyle w:val="a3"/>
+        <w:pStyle w:val="BodyText"/>
         <w:rPr>
           <w:rFonts w:ascii="Arial"/>
           <w:b/>
@@ -3145,7 +3141,7 @@
     </w:p>
     <w:p>
       <w:pPr>
-        <w:pStyle w:val="a3"/>
+        <w:pStyle w:val="BodyText"/>
         <w:rPr>
           <w:rFonts w:ascii="Arial"/>
           <w:b/>
@@ -3154,7 +3150,7 @@
     </w:p>
     <w:p>
       <w:pPr>
-        <w:pStyle w:val="a3"/>
+        <w:pStyle w:val="BodyText"/>
         <w:rPr>
           <w:rFonts w:ascii="Arial"/>
           <w:b/>
@@ -3163,7 +3159,7 @@
     </w:p>
     <w:p>
       <w:pPr>
-        <w:pStyle w:val="1"/>
+        <w:pStyle w:val="Heading1"/>
         <w:numPr>
           <w:ilvl w:val="0"/>
           <w:numId w:val="3"/>
@@ -3335,13 +3331,13 @@
     </w:p>
     <w:p>
       <w:pPr>
-        <w:pStyle w:val="a3"/>
+        <w:pStyle w:val="BodyText"/>
         <w:spacing w:before="89"/>
       </w:pPr>
     </w:p>
     <w:p>
       <w:pPr>
-        <w:pStyle w:val="3"/>
+        <w:pStyle w:val="Heading3"/>
       </w:pPr>
       <w:bookmarkStart w:id="1" w:name="_Toc230320284"/>
       <w:r>
@@ -3372,7 +3368,7 @@
     </w:p>
     <w:p>
       <w:pPr>
-        <w:pStyle w:val="a3"/>
+        <w:pStyle w:val="BodyText"/>
         <w:spacing w:before="72"/>
         <w:rPr>
           <w:rFonts w:ascii="Arial"/>
@@ -3382,7 +3378,7 @@
     </w:p>
     <w:p>
       <w:pPr>
-        <w:pStyle w:val="a5"/>
+        <w:pStyle w:val="ListParagraph"/>
         <w:numPr>
           <w:ilvl w:val="0"/>
           <w:numId w:val="2"/>
@@ -3530,7 +3526,7 @@
     </w:p>
     <w:p>
       <w:pPr>
-        <w:pStyle w:val="a5"/>
+        <w:pStyle w:val="ListParagraph"/>
         <w:numPr>
           <w:ilvl w:val="0"/>
           <w:numId w:val="2"/>
@@ -3815,7 +3811,7 @@
     </w:p>
     <w:p>
       <w:pPr>
-        <w:pStyle w:val="a5"/>
+        <w:pStyle w:val="ListParagraph"/>
         <w:numPr>
           <w:ilvl w:val="0"/>
           <w:numId w:val="2"/>
@@ -4045,7 +4041,7 @@
     </w:p>
     <w:p>
       <w:pPr>
-        <w:pStyle w:val="a5"/>
+        <w:pStyle w:val="ListParagraph"/>
         <w:numPr>
           <w:ilvl w:val="0"/>
           <w:numId w:val="2"/>
@@ -4349,7 +4345,7 @@
     </w:p>
     <w:p>
       <w:pPr>
-        <w:pStyle w:val="a3"/>
+        <w:pStyle w:val="BodyText"/>
         <w:spacing w:before="81" w:line="352" w:lineRule="auto"/>
         <w:ind w:left="303" w:right="804"/>
       </w:pPr>
@@ -4410,23 +4406,23 @@
     </w:p>
     <w:p>
       <w:pPr>
-        <w:pStyle w:val="a3"/>
+        <w:pStyle w:val="BodyText"/>
       </w:pPr>
     </w:p>
     <w:p>
       <w:pPr>
-        <w:pStyle w:val="a3"/>
+        <w:pStyle w:val="BodyText"/>
       </w:pPr>
     </w:p>
     <w:p>
       <w:pPr>
-        <w:pStyle w:val="a3"/>
+        <w:pStyle w:val="BodyText"/>
         <w:spacing w:before="143"/>
       </w:pPr>
     </w:p>
     <w:p>
       <w:pPr>
-        <w:pStyle w:val="1"/>
+        <w:pStyle w:val="Heading1"/>
         <w:numPr>
           <w:ilvl w:val="0"/>
           <w:numId w:val="3"/>
@@ -4461,7 +4457,7 @@
     </w:p>
     <w:p>
       <w:pPr>
-        <w:pStyle w:val="a3"/>
+        <w:pStyle w:val="BodyText"/>
         <w:spacing w:before="400"/>
         <w:ind w:left="303"/>
       </w:pPr>
@@ -4516,13 +4512,13 @@
     </w:p>
     <w:p>
       <w:pPr>
-        <w:pStyle w:val="a3"/>
+        <w:pStyle w:val="BodyText"/>
         <w:spacing w:before="89"/>
       </w:pPr>
     </w:p>
     <w:p>
       <w:pPr>
-        <w:pStyle w:val="a3"/>
+        <w:pStyle w:val="BodyText"/>
         <w:ind w:left="303"/>
       </w:pPr>
       <w:r>
@@ -4668,13 +4664,13 @@
     </w:p>
     <w:p>
       <w:pPr>
-        <w:pStyle w:val="a3"/>
+        <w:pStyle w:val="BodyText"/>
         <w:spacing w:before="136"/>
       </w:pPr>
     </w:p>
     <w:p>
       <w:pPr>
-        <w:pStyle w:val="2"/>
+        <w:pStyle w:val="Heading2"/>
         <w:numPr>
           <w:ilvl w:val="1"/>
           <w:numId w:val="3"/>
@@ -4688,124 +4684,11 @@
       <w:r>
         <w:t>Диаграмма</w:t>
       </w:r>
-      <w:r>
-        <w:rPr>
-          <w:spacing w:val="7"/>
-        </w:rPr>
-        <w:t xml:space="preserve"> </w:t>
-      </w:r>
-      <w:r>
-        <w:t>(для</w:t>
-      </w:r>
-      <w:r>
-        <w:rPr>
-          <w:spacing w:val="7"/>
-        </w:rPr>
-        <w:t xml:space="preserve"> </w:t>
-      </w:r>
-      <w:r>
-        <w:t>вставки</w:t>
-      </w:r>
-      <w:r>
-        <w:rPr>
-          <w:spacing w:val="7"/>
-        </w:rPr>
-        <w:t xml:space="preserve"> </w:t>
-      </w:r>
-      <w:r>
-        <w:t>в</w:t>
-      </w:r>
-      <w:r>
-        <w:rPr>
-          <w:spacing w:val="8"/>
-        </w:rPr>
-        <w:t xml:space="preserve"> </w:t>
-      </w:r>
-      <w:r>
-        <w:rPr>
-          <w:spacing w:val="-2"/>
-        </w:rPr>
-        <w:t>отчёт)</w:t>
-      </w:r>
       <w:bookmarkEnd w:id="3"/>
     </w:p>
     <w:p>
       <w:pPr>
-        <w:pStyle w:val="a3"/>
-        <w:spacing w:before="290" w:line="352" w:lineRule="auto"/>
-        <w:ind w:left="303" w:right="804"/>
-      </w:pPr>
-      <w:r>
-        <w:rPr>
-          <w:color w:val="333333"/>
-        </w:rPr>
-        <w:t xml:space="preserve">В Яндекс Документах: </w:t>
-      </w:r>
-      <w:r>
-        <w:rPr>
-          <w:rFonts w:ascii="Arial" w:hAnsi="Arial"/>
-          <w:b/>
-        </w:rPr>
-        <w:t xml:space="preserve">Вставка → Диаграмма </w:t>
-      </w:r>
-      <w:r>
-        <w:rPr>
-          <w:color w:val="333333"/>
-        </w:rPr>
-        <w:t xml:space="preserve">или экспортируйте </w:t>
-      </w:r>
-      <w:proofErr w:type="spellStart"/>
-      <w:r>
-        <w:rPr>
-          <w:color w:val="333333"/>
-        </w:rPr>
-        <w:t>Mermaid</w:t>
-      </w:r>
-      <w:proofErr w:type="spellEnd"/>
-      <w:r>
-        <w:rPr>
-          <w:color w:val="333333"/>
-        </w:rPr>
-        <w:t xml:space="preserve"> из </w:t>
-      </w:r>
-      <w:hyperlink r:id="rId9">
-        <w:r>
-          <w:rPr>
-            <w:color w:val="0087CC"/>
-          </w:rPr>
-          <w:t>https://mermaid.live</w:t>
-        </w:r>
-      </w:hyperlink>
-      <w:r>
-        <w:rPr>
-          <w:color w:val="0087CC"/>
-        </w:rPr>
-        <w:t xml:space="preserve"> </w:t>
-      </w:r>
-      <w:r>
-        <w:rPr>
-          <w:color w:val="333333"/>
-        </w:rPr>
-        <w:t>по коду</w:t>
-      </w:r>
-      <w:r>
-        <w:rPr>
-          <w:color w:val="333333"/>
-          <w:spacing w:val="40"/>
-        </w:rPr>
-        <w:t xml:space="preserve"> </w:t>
-      </w:r>
-      <w:r>
-        <w:rPr>
-          <w:color w:val="333333"/>
-          <w:spacing w:val="-2"/>
-        </w:rPr>
-        <w:t>ниже.</w:t>
-      </w:r>
-    </w:p>
-    <w:p>
-      <w:pPr>
-        <w:pStyle w:val="a3"/>
+        <w:pStyle w:val="BodyText"/>
         <w:spacing w:before="10"/>
         <w:rPr>
           <w:sz w:val="14"/>
@@ -5234,7 +5117,7 @@
                           <pic:cNvPicPr/>
                         </pic:nvPicPr>
                         <pic:blipFill>
-                          <a:blip r:embed="rId10" cstate="print"/>
+                          <a:blip r:embed="rId9" cstate="print"/>
                           <a:stretch>
                             <a:fillRect/>
                           </a:stretch>
@@ -6742,7 +6625,7 @@
                   <o:lock v:ext="edit" aspectratio="t"/>
                 </v:shapetype>
                 <v:shape id="Image 10" o:spid="_x0000_s1035" type="#_x0000_t75" style="position:absolute;left:1074;width:66697;height:27345;visibility:visible;mso-wrap-style:square" o:gfxdata="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">
-                  <v:imagedata r:id="rId11" o:title=""/>
+                  <v:imagedata r:id="rId10" o:title=""/>
                 </v:shape>
                 <v:shapetype id="_x0000_t202" coordsize="21600,21600" o:spt="202" path="m,l,21600r21600,l21600,xe">
                   <v:stroke joinstyle="miter"/>
@@ -7875,7 +7758,7 @@
     </w:p>
     <w:p>
       <w:pPr>
-        <w:pStyle w:val="a3"/>
+        <w:pStyle w:val="BodyText"/>
         <w:spacing w:before="101"/>
         <w:rPr>
           <w:sz w:val="32"/>
@@ -7884,7 +7767,7 @@
     </w:p>
     <w:p>
       <w:pPr>
-        <w:pStyle w:val="a5"/>
+        <w:pStyle w:val="ListParagraph"/>
         <w:numPr>
           <w:ilvl w:val="1"/>
           <w:numId w:val="3"/>
@@ -7945,7 +7828,7 @@
     </w:p>
     <w:p>
       <w:pPr>
-        <w:pStyle w:val="a3"/>
+        <w:pStyle w:val="BodyText"/>
         <w:spacing w:before="13"/>
         <w:rPr>
           <w:rFonts w:ascii="Arial"/>
@@ -7956,7 +7839,7 @@
     </w:p>
     <w:tbl>
       <w:tblPr>
-        <w:tblStyle w:val="TableNormal"/>
+        <w:tblStyle w:val="TableNormal1"/>
         <w:tblW w:w="0" w:type="auto"/>
         <w:tblInd w:w="318" w:type="dxa"/>
         <w:tblBorders>
@@ -8086,7 +7969,6 @@
                 <w:color w:val="333333"/>
                 <w:sz w:val="21"/>
               </w:rPr>
-              <w:lastRenderedPageBreak/>
               <w:t>UC-</w:t>
             </w:r>
             <w:r>
@@ -8417,6 +8299,7 @@
                 <w:color w:val="333333"/>
                 <w:sz w:val="21"/>
               </w:rPr>
+              <w:lastRenderedPageBreak/>
               <w:t>UC-</w:t>
             </w:r>
             <w:r>
@@ -10894,7 +10777,7 @@
     </w:tbl>
     <w:p>
       <w:pPr>
-        <w:pStyle w:val="a3"/>
+        <w:pStyle w:val="BodyText"/>
         <w:rPr>
           <w:rFonts w:ascii="Arial"/>
           <w:b/>
@@ -10904,7 +10787,7 @@
     </w:p>
     <w:p>
       <w:pPr>
-        <w:pStyle w:val="a3"/>
+        <w:pStyle w:val="BodyText"/>
         <w:spacing w:before="60"/>
         <w:rPr>
           <w:rFonts w:ascii="Arial"/>
@@ -10915,7 +10798,7 @@
     </w:p>
     <w:p>
       <w:pPr>
-        <w:pStyle w:val="1"/>
+        <w:pStyle w:val="Heading1"/>
         <w:numPr>
           <w:ilvl w:val="0"/>
           <w:numId w:val="3"/>
@@ -10962,7 +10845,7 @@
     </w:p>
     <w:p>
       <w:pPr>
-        <w:pStyle w:val="a3"/>
+        <w:pStyle w:val="BodyText"/>
         <w:spacing w:before="123"/>
         <w:rPr>
           <w:rFonts w:ascii="Arial"/>
@@ -10973,7 +10856,7 @@
     </w:p>
     <w:tbl>
       <w:tblPr>
-        <w:tblStyle w:val="TableNormal"/>
+        <w:tblStyle w:val="TableNormal1"/>
         <w:tblW w:w="0" w:type="auto"/>
         <w:tblInd w:w="318" w:type="dxa"/>
         <w:tblBorders>
@@ -11926,7 +11809,6 @@
                 <w:w w:val="105"/>
                 <w:sz w:val="21"/>
               </w:rPr>
-              <w:lastRenderedPageBreak/>
               <w:t>5</w:t>
             </w:r>
           </w:p>
@@ -14857,7 +14739,7 @@
     </w:tbl>
     <w:p>
       <w:pPr>
-        <w:pStyle w:val="a3"/>
+        <w:pStyle w:val="BodyText"/>
         <w:spacing w:before="25"/>
         <w:rPr>
           <w:rFonts w:ascii="Arial"/>
@@ -14867,7 +14749,7 @@
     </w:p>
     <w:p>
       <w:pPr>
-        <w:pStyle w:val="a3"/>
+        <w:pStyle w:val="BodyText"/>
         <w:ind w:left="303"/>
       </w:pPr>
       <w:r>
@@ -15157,28 +15039,28 @@
     </w:p>
     <w:p>
       <w:pPr>
-        <w:pStyle w:val="a3"/>
+        <w:pStyle w:val="BodyText"/>
       </w:pPr>
     </w:p>
     <w:p>
       <w:pPr>
-        <w:pStyle w:val="a3"/>
+        <w:pStyle w:val="BodyText"/>
       </w:pPr>
     </w:p>
     <w:p>
       <w:pPr>
-        <w:pStyle w:val="a3"/>
+        <w:pStyle w:val="BodyText"/>
       </w:pPr>
     </w:p>
     <w:p>
       <w:pPr>
-        <w:pStyle w:val="a3"/>
+        <w:pStyle w:val="BodyText"/>
         <w:spacing w:before="29"/>
       </w:pPr>
     </w:p>
     <w:p>
       <w:pPr>
-        <w:pStyle w:val="1"/>
+        <w:pStyle w:val="Heading1"/>
         <w:numPr>
           <w:ilvl w:val="0"/>
           <w:numId w:val="3"/>
@@ -15226,7 +15108,7 @@
     </w:p>
     <w:p>
       <w:pPr>
-        <w:pStyle w:val="a3"/>
+        <w:pStyle w:val="BodyText"/>
         <w:spacing w:before="22"/>
         <w:rPr>
           <w:rFonts w:ascii="Arial"/>
@@ -15237,7 +15119,7 @@
     </w:p>
     <w:p>
       <w:pPr>
-        <w:pStyle w:val="2"/>
+        <w:pStyle w:val="Heading2"/>
         <w:numPr>
           <w:ilvl w:val="1"/>
           <w:numId w:val="3"/>
@@ -15285,7 +15167,7 @@
     </w:p>
     <w:p>
       <w:pPr>
-        <w:pStyle w:val="a3"/>
+        <w:pStyle w:val="BodyText"/>
         <w:spacing w:before="14"/>
         <w:rPr>
           <w:rFonts w:ascii="Arial"/>
@@ -15296,7 +15178,7 @@
     </w:p>
     <w:tbl>
       <w:tblPr>
-        <w:tblStyle w:val="TableNormal"/>
+        <w:tblStyle w:val="TableNormal1"/>
         <w:tblW w:w="0" w:type="auto"/>
         <w:tblInd w:w="318" w:type="dxa"/>
         <w:tblBorders>
@@ -16250,7 +16132,6 @@
           <w:sz w:val="21"/>
           <w:lang w:val="en-US"/>
         </w:rPr>
-        <w:lastRenderedPageBreak/>
         <w:t>geckodriver</w:t>
       </w:r>
       <w:proofErr w:type="spellEnd"/>
@@ -16383,13 +16264,13 @@
     </w:p>
     <w:p>
       <w:pPr>
-        <w:pStyle w:val="a3"/>
+        <w:pStyle w:val="BodyText"/>
         <w:spacing w:before="37"/>
       </w:pPr>
     </w:p>
     <w:p>
       <w:pPr>
-        <w:pStyle w:val="2"/>
+        <w:pStyle w:val="Heading2"/>
         <w:numPr>
           <w:ilvl w:val="1"/>
           <w:numId w:val="3"/>
@@ -16401,6 +16282,7 @@
       </w:pPr>
       <w:bookmarkStart w:id="7" w:name="_Toc230320290"/>
       <w:r>
+        <w:lastRenderedPageBreak/>
         <w:t>Стратегия</w:t>
       </w:r>
       <w:r>
@@ -16419,7 +16301,7 @@
     </w:p>
     <w:p>
       <w:pPr>
-        <w:pStyle w:val="a5"/>
+        <w:pStyle w:val="ListParagraph"/>
         <w:numPr>
           <w:ilvl w:val="2"/>
           <w:numId w:val="3"/>
@@ -16611,7 +16493,7 @@
     </w:p>
     <w:p>
       <w:pPr>
-        <w:pStyle w:val="a5"/>
+        <w:pStyle w:val="ListParagraph"/>
         <w:numPr>
           <w:ilvl w:val="2"/>
           <w:numId w:val="3"/>
@@ -16776,7 +16658,7 @@
     </w:p>
     <w:p>
       <w:pPr>
-        <w:pStyle w:val="a5"/>
+        <w:pStyle w:val="ListParagraph"/>
         <w:numPr>
           <w:ilvl w:val="2"/>
           <w:numId w:val="3"/>
@@ -16965,7 +16847,7 @@
     </w:p>
     <w:p>
       <w:pPr>
-        <w:pStyle w:val="a5"/>
+        <w:pStyle w:val="ListParagraph"/>
         <w:numPr>
           <w:ilvl w:val="2"/>
           <w:numId w:val="3"/>
@@ -17168,7 +17050,7 @@
     </w:p>
     <w:p>
       <w:pPr>
-        <w:pStyle w:val="a5"/>
+        <w:pStyle w:val="ListParagraph"/>
         <w:numPr>
           <w:ilvl w:val="2"/>
           <w:numId w:val="3"/>
@@ -17356,7 +17238,7 @@
     </w:p>
     <w:p>
       <w:pPr>
-        <w:pStyle w:val="a5"/>
+        <w:pStyle w:val="ListParagraph"/>
         <w:numPr>
           <w:ilvl w:val="2"/>
           <w:numId w:val="3"/>
@@ -17559,13 +17441,13 @@
     </w:p>
     <w:p>
       <w:pPr>
-        <w:pStyle w:val="a3"/>
+        <w:pStyle w:val="BodyText"/>
         <w:spacing w:before="148"/>
       </w:pPr>
     </w:p>
     <w:p>
       <w:pPr>
-        <w:pStyle w:val="2"/>
+        <w:pStyle w:val="Heading2"/>
         <w:numPr>
           <w:ilvl w:val="1"/>
           <w:numId w:val="3"/>
@@ -17604,7 +17486,7 @@
     </w:p>
     <w:p>
       <w:pPr>
-        <w:pStyle w:val="a3"/>
+        <w:pStyle w:val="BodyText"/>
         <w:spacing w:before="13" w:after="1"/>
         <w:rPr>
           <w:rFonts w:ascii="Arial"/>
@@ -17615,7 +17497,7 @@
     </w:p>
     <w:tbl>
       <w:tblPr>
-        <w:tblStyle w:val="TableNormal"/>
+        <w:tblStyle w:val="TableNormal1"/>
         <w:tblW w:w="0" w:type="auto"/>
         <w:tblInd w:w="318" w:type="dxa"/>
         <w:tblBorders>
@@ -22325,7 +22207,7 @@
     </w:tbl>
     <w:p>
       <w:pPr>
-        <w:pStyle w:val="a5"/>
+        <w:pStyle w:val="ListParagraph"/>
         <w:numPr>
           <w:ilvl w:val="1"/>
           <w:numId w:val="3"/>
@@ -22574,7 +22456,7 @@
     </w:p>
     <w:p>
       <w:pPr>
-        <w:pStyle w:val="a3"/>
+        <w:pStyle w:val="BodyText"/>
         <w:spacing w:before="89"/>
         <w:rPr>
           <w:rFonts w:ascii="Arial"/>
@@ -23000,7 +22882,7 @@
                     <pic:cNvPicPr/>
                   </pic:nvPicPr>
                   <pic:blipFill>
-                    <a:blip r:embed="rId12" cstate="print"/>
+                    <a:blip r:embed="rId11" cstate="print"/>
                     <a:stretch>
                       <a:fillRect/>
                     </a:stretch>
@@ -23099,7 +22981,7 @@
                     <pic:cNvPicPr/>
                   </pic:nvPicPr>
                   <pic:blipFill>
-                    <a:blip r:embed="rId12" cstate="print"/>
+                    <a:blip r:embed="rId11" cstate="print"/>
                     <a:stretch>
                       <a:fillRect/>
                     </a:stretch>
@@ -23223,13 +23105,13 @@
     </w:p>
     <w:p>
       <w:pPr>
-        <w:pStyle w:val="a3"/>
+        <w:pStyle w:val="BodyText"/>
         <w:spacing w:before="79"/>
       </w:pPr>
     </w:p>
     <w:p>
       <w:pPr>
-        <w:pStyle w:val="3"/>
+        <w:pStyle w:val="Heading3"/>
       </w:pPr>
       <w:bookmarkStart w:id="9" w:name="_Toc230320292"/>
       <w:r>
@@ -23251,7 +23133,7 @@
     </w:p>
     <w:p>
       <w:pPr>
-        <w:pStyle w:val="a3"/>
+        <w:pStyle w:val="BodyText"/>
         <w:spacing w:before="89"/>
         <w:rPr>
           <w:rFonts w:ascii="Arial"/>
@@ -23288,7 +23170,7 @@
                     <pic:cNvPicPr/>
                   </pic:nvPicPr>
                   <pic:blipFill>
-                    <a:blip r:embed="rId13" cstate="print"/>
+                    <a:blip r:embed="rId12" cstate="print"/>
                     <a:stretch>
                       <a:fillRect/>
                     </a:stretch>
@@ -23543,7 +23425,7 @@
     </w:p>
     <w:p>
       <w:pPr>
-        <w:pStyle w:val="3"/>
+        <w:pStyle w:val="Heading3"/>
         <w:spacing w:before="15"/>
         <w:ind w:left="519"/>
         <w:rPr>
@@ -23659,7 +23541,7 @@
                     <pic:cNvPicPr/>
                   </pic:nvPicPr>
                   <pic:blipFill>
-                    <a:blip r:embed="rId13" cstate="print"/>
+                    <a:blip r:embed="rId12" cstate="print"/>
                     <a:stretch>
                       <a:fillRect/>
                     </a:stretch>
@@ -23863,72 +23745,13 @@
     </w:p>
     <w:p>
       <w:pPr>
-        <w:pStyle w:val="a3"/>
-        <w:spacing w:before="113"/>
-        <w:rPr>
-          <w:sz w:val="18"/>
-          <w:lang w:val="en-US"/>
-        </w:rPr>
-      </w:pPr>
-    </w:p>
-    <w:p>
-      <w:pPr>
-        <w:spacing w:line="352" w:lineRule="auto"/>
-        <w:ind w:left="303" w:right="804"/>
-        <w:rPr>
-          <w:sz w:val="21"/>
-        </w:rPr>
-      </w:pPr>
-      <w:r>
-        <w:rPr>
-          <w:rFonts w:ascii="Arial" w:hAnsi="Arial"/>
-          <w:i/>
-          <w:color w:val="333333"/>
-          <w:sz w:val="21"/>
-        </w:rPr>
-        <w:t xml:space="preserve">Приложение к отчёту: </w:t>
-      </w:r>
-      <w:r>
-        <w:rPr>
-          <w:color w:val="333333"/>
-          <w:sz w:val="21"/>
-        </w:rPr>
-        <w:t xml:space="preserve">скриншоты </w:t>
-      </w:r>
-      <w:proofErr w:type="spellStart"/>
-      <w:r>
-        <w:rPr>
-          <w:color w:val="333333"/>
-          <w:sz w:val="21"/>
-        </w:rPr>
-        <w:t>Selenium</w:t>
-      </w:r>
-      <w:proofErr w:type="spellEnd"/>
-      <w:r>
-        <w:rPr>
-          <w:color w:val="333333"/>
-          <w:sz w:val="21"/>
-        </w:rPr>
-        <w:t xml:space="preserve"> IDE, фрагмент старого и нового кода (по желанию </w:t>
-      </w:r>
-      <w:r>
-        <w:rPr>
-          <w:color w:val="333333"/>
-          <w:spacing w:val="-2"/>
-          <w:sz w:val="21"/>
-        </w:rPr>
-        <w:t>преподавателя).</w:t>
-      </w:r>
-    </w:p>
-    <w:p>
-      <w:pPr>
-        <w:pStyle w:val="a3"/>
+        <w:pStyle w:val="BodyText"/>
         <w:spacing w:before="25"/>
       </w:pPr>
     </w:p>
     <w:p>
       <w:pPr>
-        <w:pStyle w:val="2"/>
+        <w:pStyle w:val="Heading2"/>
         <w:numPr>
           <w:ilvl w:val="1"/>
           <w:numId w:val="3"/>
@@ -23958,7 +23781,7 @@
     </w:p>
     <w:p>
       <w:pPr>
-        <w:pStyle w:val="a3"/>
+        <w:pStyle w:val="BodyText"/>
         <w:spacing w:before="103"/>
         <w:rPr>
           <w:rFonts w:ascii="Arial"/>
@@ -24231,7 +24054,7 @@
     </w:p>
     <w:p>
       <w:pPr>
-        <w:pStyle w:val="a3"/>
+        <w:pStyle w:val="BodyText"/>
         <w:rPr>
           <w:rFonts w:ascii="Consolas"/>
           <w:sz w:val="18"/>
@@ -24241,7 +24064,7 @@
     </w:p>
     <w:p>
       <w:pPr>
-        <w:pStyle w:val="a3"/>
+        <w:pStyle w:val="BodyText"/>
         <w:rPr>
           <w:rFonts w:ascii="Consolas"/>
           <w:sz w:val="18"/>
@@ -24251,7 +24074,7 @@
     </w:p>
     <w:p>
       <w:pPr>
-        <w:pStyle w:val="a3"/>
+        <w:pStyle w:val="BodyText"/>
         <w:rPr>
           <w:rFonts w:ascii="Consolas"/>
           <w:sz w:val="18"/>
@@ -24261,7 +24084,7 @@
     </w:p>
     <w:p>
       <w:pPr>
-        <w:pStyle w:val="a3"/>
+        <w:pStyle w:val="BodyText"/>
         <w:spacing w:before="136"/>
         <w:rPr>
           <w:rFonts w:ascii="Consolas"/>
@@ -24272,7 +24095,7 @@
     </w:p>
     <w:p>
       <w:pPr>
-        <w:pStyle w:val="1"/>
+        <w:pStyle w:val="Heading1"/>
         <w:numPr>
           <w:ilvl w:val="0"/>
           <w:numId w:val="3"/>
@@ -24311,6 +24134,7 @@
           <w:rFonts w:ascii="Arial" w:hAnsi="Arial"/>
           <w:i/>
           <w:sz w:val="21"/>
+          <w:lang w:val="en-US"/>
         </w:rPr>
       </w:pPr>
       <w:r>
@@ -24353,28 +24177,9 @@
           <w:i/>
           <w:color w:val="333333"/>
           <w:sz w:val="21"/>
-        </w:rPr>
-        <w:t>(указать</w:t>
-      </w:r>
-      <w:r>
-        <w:rPr>
-          <w:rFonts w:ascii="Arial" w:hAnsi="Arial"/>
-          <w:i/>
-          <w:color w:val="333333"/>
-          <w:spacing w:val="20"/>
-          <w:sz w:val="21"/>
-        </w:rPr>
-        <w:t xml:space="preserve"> </w:t>
-      </w:r>
-      <w:r>
-        <w:rPr>
-          <w:rFonts w:ascii="Arial" w:hAnsi="Arial"/>
-          <w:i/>
-          <w:color w:val="333333"/>
-          <w:spacing w:val="-4"/>
-          <w:sz w:val="21"/>
-        </w:rPr>
-        <w:t>дату)</w:t>
+          <w:lang w:val="en-US"/>
+        </w:rPr>
+        <w:t>02.06.2026</w:t>
       </w:r>
     </w:p>
     <w:p>
@@ -24514,13 +24319,13 @@
     </w:p>
     <w:p>
       <w:pPr>
-        <w:pStyle w:val="a3"/>
+        <w:pStyle w:val="BodyText"/>
         <w:spacing w:before="148"/>
       </w:pPr>
     </w:p>
     <w:p>
       <w:pPr>
-        <w:pStyle w:val="2"/>
+        <w:pStyle w:val="Heading2"/>
         <w:numPr>
           <w:ilvl w:val="1"/>
           <w:numId w:val="3"/>
@@ -24542,7 +24347,7 @@
     </w:p>
     <w:p>
       <w:pPr>
-        <w:pStyle w:val="a3"/>
+        <w:pStyle w:val="BodyText"/>
         <w:spacing w:before="13"/>
         <w:rPr>
           <w:rFonts w:ascii="Arial"/>
@@ -24553,7 +24358,7 @@
     </w:p>
     <w:tbl>
       <w:tblPr>
-        <w:tblStyle w:val="TableNormal"/>
+        <w:tblStyle w:val="TableNormal1"/>
         <w:tblW w:w="0" w:type="auto"/>
         <w:tblInd w:w="318" w:type="dxa"/>
         <w:tblBorders>
@@ -25343,7 +25148,7 @@
     </w:p>
     <w:p>
       <w:pPr>
-        <w:pStyle w:val="a3"/>
+        <w:pStyle w:val="BodyText"/>
         <w:spacing w:before="182"/>
         <w:rPr>
           <w:sz w:val="18"/>
@@ -25353,7 +25158,7 @@
     </w:p>
     <w:p>
       <w:pPr>
-        <w:pStyle w:val="2"/>
+        <w:pStyle w:val="Heading2"/>
         <w:numPr>
           <w:ilvl w:val="1"/>
           <w:numId w:val="3"/>
@@ -25392,7 +25197,7 @@
     </w:p>
     <w:p>
       <w:pPr>
-        <w:pStyle w:val="a3"/>
+        <w:pStyle w:val="BodyText"/>
         <w:spacing w:before="14"/>
         <w:rPr>
           <w:rFonts w:ascii="Arial"/>
@@ -25403,7 +25208,7 @@
     </w:p>
     <w:tbl>
       <w:tblPr>
-        <w:tblStyle w:val="TableNormal"/>
+        <w:tblStyle w:val="TableNormal1"/>
         <w:tblW w:w="0" w:type="auto"/>
         <w:tblInd w:w="318" w:type="dxa"/>
         <w:tblBorders>
@@ -25632,1438 +25437,18 @@
     </w:tbl>
     <w:p>
       <w:pPr>
-        <w:pStyle w:val="a5"/>
-        <w:numPr>
-          <w:ilvl w:val="1"/>
-          <w:numId w:val="3"/>
-        </w:numPr>
-        <w:tabs>
-          <w:tab w:val="left" w:pos="934"/>
-        </w:tabs>
-        <w:spacing w:before="322"/>
-        <w:ind w:left="934" w:hanging="631"/>
-        <w:rPr>
-          <w:rFonts w:ascii="Arial" w:hAnsi="Arial"/>
-          <w:b/>
-          <w:sz w:val="32"/>
-        </w:rPr>
-      </w:pPr>
-      <w:r>
-        <w:rPr>
-          <w:rFonts w:ascii="Arial" w:hAnsi="Arial"/>
-          <w:b/>
-          <w:sz w:val="32"/>
-        </w:rPr>
-        <w:t>Исправление</w:t>
-      </w:r>
-      <w:r>
-        <w:rPr>
-          <w:rFonts w:ascii="Arial" w:hAnsi="Arial"/>
-          <w:b/>
-          <w:spacing w:val="10"/>
-          <w:sz w:val="32"/>
-        </w:rPr>
-        <w:t xml:space="preserve"> </w:t>
-      </w:r>
-      <w:r>
-        <w:rPr>
-          <w:rFonts w:ascii="Arial" w:hAnsi="Arial"/>
-          <w:b/>
-          <w:sz w:val="32"/>
-        </w:rPr>
-        <w:t>TS-17</w:t>
-      </w:r>
-      <w:r>
-        <w:rPr>
-          <w:rFonts w:ascii="Arial" w:hAnsi="Arial"/>
-          <w:b/>
-          <w:spacing w:val="11"/>
-          <w:sz w:val="32"/>
-        </w:rPr>
-        <w:t xml:space="preserve"> </w:t>
-      </w:r>
-      <w:r>
-        <w:rPr>
-          <w:rFonts w:ascii="Arial" w:hAnsi="Arial"/>
-          <w:b/>
-          <w:spacing w:val="-2"/>
-          <w:sz w:val="32"/>
-        </w:rPr>
-        <w:t>(Firefox)</w:t>
-      </w:r>
-    </w:p>
-    <w:p>
-      <w:pPr>
-        <w:spacing w:before="290" w:line="338" w:lineRule="auto"/>
-        <w:ind w:left="303" w:right="804"/>
-        <w:rPr>
-          <w:sz w:val="21"/>
-        </w:rPr>
-      </w:pPr>
-      <w:r>
-        <w:rPr>
-          <w:rFonts w:ascii="Arial" w:hAnsi="Arial"/>
-          <w:b/>
-          <w:w w:val="105"/>
-          <w:sz w:val="21"/>
-        </w:rPr>
-        <w:t>Было:</w:t>
-      </w:r>
-      <w:r>
-        <w:rPr>
-          <w:rFonts w:ascii="Arial" w:hAnsi="Arial"/>
-          <w:b/>
-          <w:spacing w:val="29"/>
-          <w:w w:val="105"/>
-          <w:sz w:val="21"/>
-        </w:rPr>
-        <w:t xml:space="preserve"> </w:t>
-      </w:r>
-      <w:proofErr w:type="spellStart"/>
-      <w:r>
-        <w:rPr>
-          <w:rFonts w:ascii="Consolas" w:hAnsi="Consolas"/>
-          <w:w w:val="105"/>
-          <w:sz w:val="18"/>
-        </w:rPr>
-        <w:t>Navigation</w:t>
-      </w:r>
-      <w:proofErr w:type="spellEnd"/>
-      <w:r>
-        <w:rPr>
-          <w:rFonts w:ascii="Consolas" w:hAnsi="Consolas"/>
-          <w:spacing w:val="-22"/>
-          <w:w w:val="105"/>
-          <w:sz w:val="18"/>
-        </w:rPr>
-        <w:t xml:space="preserve"> </w:t>
-      </w:r>
-      <w:proofErr w:type="spellStart"/>
-      <w:r>
-        <w:rPr>
-          <w:rFonts w:ascii="Consolas" w:hAnsi="Consolas"/>
-          <w:w w:val="105"/>
-          <w:sz w:val="18"/>
-        </w:rPr>
-        <w:t>timed</w:t>
-      </w:r>
-      <w:proofErr w:type="spellEnd"/>
-      <w:r>
-        <w:rPr>
-          <w:rFonts w:ascii="Consolas" w:hAnsi="Consolas"/>
-          <w:spacing w:val="-22"/>
-          <w:w w:val="105"/>
-          <w:sz w:val="18"/>
-        </w:rPr>
-        <w:t xml:space="preserve"> </w:t>
-      </w:r>
-      <w:proofErr w:type="spellStart"/>
-      <w:r>
-        <w:rPr>
-          <w:rFonts w:ascii="Consolas" w:hAnsi="Consolas"/>
-          <w:w w:val="105"/>
-          <w:sz w:val="18"/>
-        </w:rPr>
-        <w:t>out</w:t>
-      </w:r>
-      <w:proofErr w:type="spellEnd"/>
-      <w:r>
-        <w:rPr>
-          <w:rFonts w:ascii="Consolas" w:hAnsi="Consolas"/>
-          <w:spacing w:val="-22"/>
-          <w:w w:val="105"/>
-          <w:sz w:val="18"/>
-        </w:rPr>
-        <w:t xml:space="preserve"> </w:t>
-      </w:r>
-      <w:proofErr w:type="spellStart"/>
-      <w:r>
-        <w:rPr>
-          <w:rFonts w:ascii="Consolas" w:hAnsi="Consolas"/>
-          <w:w w:val="105"/>
-          <w:sz w:val="18"/>
-        </w:rPr>
-        <w:t>after</w:t>
-      </w:r>
-      <w:proofErr w:type="spellEnd"/>
-      <w:r>
-        <w:rPr>
-          <w:rFonts w:ascii="Consolas" w:hAnsi="Consolas"/>
-          <w:spacing w:val="-22"/>
-          <w:w w:val="105"/>
-          <w:sz w:val="18"/>
-        </w:rPr>
-        <w:t xml:space="preserve"> </w:t>
-      </w:r>
-      <w:r>
-        <w:rPr>
-          <w:rFonts w:ascii="Consolas" w:hAnsi="Consolas"/>
-          <w:w w:val="105"/>
-          <w:sz w:val="18"/>
-        </w:rPr>
-        <w:t>60000</w:t>
-      </w:r>
-      <w:r>
-        <w:rPr>
-          <w:rFonts w:ascii="Consolas" w:hAnsi="Consolas"/>
-          <w:spacing w:val="-22"/>
-          <w:w w:val="105"/>
-          <w:sz w:val="18"/>
-        </w:rPr>
-        <w:t xml:space="preserve"> </w:t>
-      </w:r>
-      <w:proofErr w:type="spellStart"/>
-      <w:r>
-        <w:rPr>
-          <w:rFonts w:ascii="Consolas" w:hAnsi="Consolas"/>
-          <w:w w:val="105"/>
-          <w:sz w:val="18"/>
-        </w:rPr>
-        <w:t>ms</w:t>
-      </w:r>
-      <w:proofErr w:type="spellEnd"/>
-      <w:r>
-        <w:rPr>
-          <w:rFonts w:ascii="Consolas" w:hAnsi="Consolas"/>
-          <w:spacing w:val="-3"/>
-          <w:w w:val="105"/>
-          <w:sz w:val="18"/>
-        </w:rPr>
-        <w:t xml:space="preserve"> </w:t>
-      </w:r>
-      <w:r>
-        <w:rPr>
-          <w:color w:val="333333"/>
-          <w:w w:val="105"/>
-          <w:sz w:val="21"/>
-        </w:rPr>
-        <w:t>при</w:t>
-      </w:r>
-      <w:r>
-        <w:rPr>
-          <w:color w:val="333333"/>
-          <w:spacing w:val="-10"/>
-          <w:w w:val="105"/>
-          <w:sz w:val="21"/>
-        </w:rPr>
-        <w:t xml:space="preserve"> </w:t>
-      </w:r>
-      <w:r>
-        <w:rPr>
-          <w:color w:val="333333"/>
-          <w:w w:val="105"/>
-          <w:sz w:val="21"/>
-        </w:rPr>
-        <w:t>открытии</w:t>
-      </w:r>
-      <w:r>
-        <w:rPr>
-          <w:color w:val="333333"/>
-          <w:spacing w:val="40"/>
-          <w:w w:val="105"/>
-          <w:sz w:val="21"/>
-        </w:rPr>
-        <w:t xml:space="preserve"> </w:t>
-      </w:r>
-      <w:r>
-        <w:rPr>
-          <w:rFonts w:ascii="Consolas" w:hAnsi="Consolas"/>
-          <w:w w:val="105"/>
-          <w:sz w:val="18"/>
-        </w:rPr>
-        <w:t>/</w:t>
-      </w:r>
-      <w:proofErr w:type="spellStart"/>
-      <w:r>
-        <w:rPr>
-          <w:rFonts w:ascii="Consolas" w:hAnsi="Consolas"/>
-          <w:w w:val="105"/>
-          <w:sz w:val="18"/>
-        </w:rPr>
-        <w:t>prognozy</w:t>
-      </w:r>
-      <w:proofErr w:type="spellEnd"/>
-      <w:r>
-        <w:rPr>
-          <w:rFonts w:ascii="Consolas" w:hAnsi="Consolas"/>
-          <w:w w:val="105"/>
-          <w:sz w:val="18"/>
-        </w:rPr>
-        <w:t>/</w:t>
-      </w:r>
-      <w:proofErr w:type="spellStart"/>
-      <w:r>
-        <w:rPr>
-          <w:rFonts w:ascii="Consolas" w:hAnsi="Consolas"/>
-          <w:w w:val="105"/>
-          <w:sz w:val="18"/>
-        </w:rPr>
-        <w:t>football</w:t>
-      </w:r>
-      <w:proofErr w:type="spellEnd"/>
-      <w:r>
-        <w:rPr>
-          <w:rFonts w:ascii="Consolas" w:hAnsi="Consolas"/>
-          <w:w w:val="105"/>
-          <w:sz w:val="18"/>
-        </w:rPr>
-        <w:t>/</w:t>
-      </w:r>
-      <w:r>
-        <w:rPr>
-          <w:rFonts w:ascii="Consolas" w:hAnsi="Consolas"/>
-          <w:spacing w:val="-3"/>
-          <w:w w:val="105"/>
-          <w:sz w:val="18"/>
-        </w:rPr>
-        <w:t xml:space="preserve"> </w:t>
-      </w:r>
-      <w:r>
-        <w:rPr>
-          <w:color w:val="333333"/>
-          <w:w w:val="145"/>
-          <w:sz w:val="21"/>
-        </w:rPr>
-        <w:t>—</w:t>
-      </w:r>
-      <w:r>
-        <w:rPr>
-          <w:color w:val="333333"/>
-          <w:spacing w:val="-22"/>
-          <w:w w:val="145"/>
-          <w:sz w:val="21"/>
-        </w:rPr>
-        <w:t xml:space="preserve"> </w:t>
-      </w:r>
-      <w:r>
-        <w:rPr>
-          <w:color w:val="333333"/>
-          <w:w w:val="105"/>
-          <w:sz w:val="21"/>
-        </w:rPr>
-        <w:t>Firefox</w:t>
-      </w:r>
-      <w:r>
-        <w:rPr>
-          <w:color w:val="333333"/>
-          <w:spacing w:val="-9"/>
-          <w:w w:val="105"/>
-          <w:sz w:val="21"/>
-        </w:rPr>
-        <w:t xml:space="preserve"> </w:t>
-      </w:r>
-      <w:r>
-        <w:rPr>
-          <w:color w:val="333333"/>
-          <w:w w:val="105"/>
-          <w:sz w:val="21"/>
-        </w:rPr>
-        <w:t>ждал</w:t>
-      </w:r>
-      <w:r>
-        <w:rPr>
-          <w:color w:val="333333"/>
-          <w:spacing w:val="-10"/>
-          <w:w w:val="105"/>
-          <w:sz w:val="21"/>
-        </w:rPr>
-        <w:t xml:space="preserve"> </w:t>
-      </w:r>
-      <w:r>
-        <w:rPr>
-          <w:color w:val="333333"/>
-          <w:w w:val="105"/>
-          <w:sz w:val="21"/>
-        </w:rPr>
-        <w:t>полной загрузки страницы с фоновыми запросами.</w:t>
-      </w:r>
-    </w:p>
-    <w:p>
-      <w:pPr>
-        <w:spacing w:before="231" w:line="338" w:lineRule="auto"/>
-        <w:ind w:left="303" w:right="804"/>
-        <w:rPr>
-          <w:position w:val="1"/>
-          <w:sz w:val="21"/>
-        </w:rPr>
-      </w:pPr>
-      <w:r>
-        <w:rPr>
-          <w:rFonts w:ascii="Arial" w:hAnsi="Arial"/>
-          <w:b/>
-          <w:spacing w:val="-2"/>
-          <w:w w:val="105"/>
-          <w:sz w:val="21"/>
-        </w:rPr>
-        <w:t>Исправление:</w:t>
-      </w:r>
-      <w:r>
-        <w:rPr>
-          <w:rFonts w:ascii="Arial" w:hAnsi="Arial"/>
-          <w:b/>
-          <w:spacing w:val="40"/>
-          <w:w w:val="105"/>
-          <w:sz w:val="21"/>
-        </w:rPr>
-        <w:t xml:space="preserve"> </w:t>
-      </w:r>
-      <w:proofErr w:type="spellStart"/>
-      <w:proofErr w:type="gramStart"/>
-      <w:r>
-        <w:rPr>
-          <w:rFonts w:ascii="Consolas" w:hAnsi="Consolas"/>
-          <w:spacing w:val="-2"/>
-          <w:w w:val="105"/>
-          <w:sz w:val="18"/>
-        </w:rPr>
-        <w:t>PageLoadStrategy.EAGER</w:t>
-      </w:r>
-      <w:proofErr w:type="spellEnd"/>
-      <w:r>
-        <w:rPr>
-          <w:rFonts w:ascii="Consolas" w:hAnsi="Consolas"/>
-          <w:spacing w:val="-40"/>
-          <w:w w:val="105"/>
-          <w:sz w:val="18"/>
-        </w:rPr>
-        <w:t xml:space="preserve"> </w:t>
-      </w:r>
-      <w:r>
-        <w:rPr>
-          <w:color w:val="333333"/>
-          <w:spacing w:val="-2"/>
-          <w:w w:val="105"/>
-          <w:sz w:val="21"/>
-        </w:rPr>
-        <w:t>,</w:t>
-      </w:r>
-      <w:proofErr w:type="gramEnd"/>
-      <w:r>
-        <w:rPr>
-          <w:color w:val="333333"/>
-          <w:spacing w:val="-5"/>
-          <w:w w:val="105"/>
-          <w:sz w:val="21"/>
-        </w:rPr>
-        <w:t xml:space="preserve"> </w:t>
-      </w:r>
-      <w:r>
-        <w:rPr>
-          <w:color w:val="333333"/>
-          <w:spacing w:val="-2"/>
-          <w:w w:val="105"/>
-          <w:sz w:val="21"/>
-        </w:rPr>
-        <w:t>при</w:t>
-      </w:r>
-      <w:r>
-        <w:rPr>
-          <w:color w:val="333333"/>
-          <w:spacing w:val="-5"/>
-          <w:w w:val="105"/>
-          <w:sz w:val="21"/>
-        </w:rPr>
-        <w:t xml:space="preserve"> </w:t>
-      </w:r>
-      <w:r>
-        <w:rPr>
-          <w:color w:val="333333"/>
-          <w:spacing w:val="-2"/>
-          <w:w w:val="105"/>
-          <w:sz w:val="21"/>
-        </w:rPr>
-        <w:t>таймауте</w:t>
-      </w:r>
-      <w:r>
-        <w:rPr>
-          <w:color w:val="333333"/>
-          <w:spacing w:val="-5"/>
-          <w:w w:val="105"/>
-          <w:sz w:val="21"/>
-        </w:rPr>
-        <w:t xml:space="preserve"> </w:t>
-      </w:r>
-      <w:r>
-        <w:rPr>
-          <w:color w:val="333333"/>
-          <w:spacing w:val="-2"/>
-          <w:w w:val="125"/>
-          <w:sz w:val="21"/>
-        </w:rPr>
-        <w:t>—</w:t>
-      </w:r>
-      <w:r>
-        <w:rPr>
-          <w:color w:val="333333"/>
-          <w:spacing w:val="40"/>
-          <w:w w:val="125"/>
-          <w:sz w:val="21"/>
-        </w:rPr>
-        <w:t xml:space="preserve"> </w:t>
-      </w:r>
-      <w:proofErr w:type="spellStart"/>
-      <w:proofErr w:type="gramStart"/>
-      <w:r>
-        <w:rPr>
-          <w:rFonts w:ascii="Consolas" w:hAnsi="Consolas"/>
-          <w:spacing w:val="-2"/>
-          <w:w w:val="105"/>
-          <w:sz w:val="18"/>
-        </w:rPr>
-        <w:t>window.stop</w:t>
-      </w:r>
-      <w:proofErr w:type="spellEnd"/>
-      <w:proofErr w:type="gramEnd"/>
-      <w:r>
-        <w:rPr>
-          <w:rFonts w:ascii="Consolas" w:hAnsi="Consolas"/>
-          <w:spacing w:val="-2"/>
-          <w:w w:val="105"/>
-          <w:sz w:val="18"/>
-        </w:rPr>
-        <w:t>(</w:t>
-      </w:r>
-      <w:proofErr w:type="gramStart"/>
-      <w:r>
-        <w:rPr>
-          <w:rFonts w:ascii="Consolas" w:hAnsi="Consolas"/>
-          <w:spacing w:val="-2"/>
-          <w:w w:val="105"/>
-          <w:sz w:val="18"/>
-        </w:rPr>
-        <w:t>)</w:t>
-      </w:r>
-      <w:r>
-        <w:rPr>
-          <w:rFonts w:ascii="Consolas" w:hAnsi="Consolas"/>
-          <w:spacing w:val="-40"/>
-          <w:w w:val="105"/>
-          <w:sz w:val="18"/>
-        </w:rPr>
-        <w:t xml:space="preserve"> </w:t>
-      </w:r>
-      <w:r>
-        <w:rPr>
-          <w:color w:val="333333"/>
-          <w:spacing w:val="-2"/>
-          <w:w w:val="105"/>
-          <w:sz w:val="21"/>
-        </w:rPr>
-        <w:t>,</w:t>
-      </w:r>
-      <w:proofErr w:type="gramEnd"/>
-      <w:r>
-        <w:rPr>
-          <w:color w:val="333333"/>
-          <w:spacing w:val="-5"/>
-          <w:w w:val="105"/>
-          <w:sz w:val="21"/>
-        </w:rPr>
-        <w:t xml:space="preserve"> </w:t>
-      </w:r>
-      <w:r>
-        <w:rPr>
-          <w:color w:val="333333"/>
-          <w:spacing w:val="-2"/>
-          <w:w w:val="105"/>
-          <w:sz w:val="21"/>
-        </w:rPr>
-        <w:t>ожидание</w:t>
-      </w:r>
-      <w:r>
-        <w:rPr>
-          <w:color w:val="333333"/>
-          <w:spacing w:val="-5"/>
-          <w:w w:val="105"/>
-          <w:sz w:val="21"/>
-        </w:rPr>
-        <w:t xml:space="preserve"> </w:t>
-      </w:r>
-      <w:r>
-        <w:rPr>
-          <w:color w:val="333333"/>
-          <w:spacing w:val="-2"/>
-          <w:w w:val="105"/>
-          <w:sz w:val="21"/>
-        </w:rPr>
-        <w:t>заголовка/ссылки</w:t>
-      </w:r>
-      <w:r>
-        <w:rPr>
-          <w:color w:val="333333"/>
-          <w:spacing w:val="-5"/>
-          <w:w w:val="105"/>
-          <w:sz w:val="21"/>
-        </w:rPr>
-        <w:t xml:space="preserve"> </w:t>
-      </w:r>
-      <w:r>
-        <w:rPr>
-          <w:color w:val="333333"/>
-          <w:spacing w:val="-2"/>
-          <w:w w:val="105"/>
-          <w:sz w:val="21"/>
-        </w:rPr>
-        <w:t xml:space="preserve">на </w:t>
-      </w:r>
-      <w:r>
-        <w:rPr>
-          <w:color w:val="333333"/>
-          <w:w w:val="105"/>
-          <w:position w:val="1"/>
-          <w:sz w:val="21"/>
-        </w:rPr>
-        <w:t>статью,</w:t>
-      </w:r>
-      <w:r>
-        <w:rPr>
-          <w:color w:val="333333"/>
-          <w:spacing w:val="-2"/>
-          <w:w w:val="105"/>
-          <w:position w:val="1"/>
-          <w:sz w:val="21"/>
-        </w:rPr>
-        <w:t xml:space="preserve"> </w:t>
-      </w:r>
-      <w:r>
-        <w:rPr>
-          <w:color w:val="333333"/>
-          <w:w w:val="105"/>
-          <w:position w:val="1"/>
-          <w:sz w:val="21"/>
-        </w:rPr>
-        <w:t>клик</w:t>
-      </w:r>
-      <w:r>
-        <w:rPr>
-          <w:color w:val="333333"/>
-          <w:spacing w:val="-1"/>
-          <w:w w:val="105"/>
-          <w:position w:val="1"/>
-          <w:sz w:val="21"/>
-        </w:rPr>
-        <w:t xml:space="preserve"> </w:t>
-      </w:r>
-      <w:r>
-        <w:rPr>
-          <w:color w:val="333333"/>
-          <w:w w:val="105"/>
-          <w:position w:val="1"/>
-          <w:sz w:val="21"/>
-        </w:rPr>
-        <w:t>по</w:t>
-      </w:r>
-      <w:r>
-        <w:rPr>
-          <w:color w:val="333333"/>
-          <w:spacing w:val="40"/>
-          <w:w w:val="105"/>
-          <w:position w:val="1"/>
-          <w:sz w:val="21"/>
-        </w:rPr>
-        <w:t xml:space="preserve"> </w:t>
-      </w:r>
-      <w:proofErr w:type="spellStart"/>
-      <w:r>
-        <w:rPr>
-          <w:rFonts w:ascii="Consolas" w:hAnsi="Consolas"/>
-          <w:w w:val="105"/>
-          <w:sz w:val="18"/>
-        </w:rPr>
-        <w:t>href</w:t>
-      </w:r>
-      <w:proofErr w:type="spellEnd"/>
-      <w:r>
-        <w:rPr>
-          <w:rFonts w:ascii="Consolas" w:hAnsi="Consolas"/>
-          <w:w w:val="105"/>
-          <w:sz w:val="18"/>
-        </w:rPr>
-        <w:t xml:space="preserve"> </w:t>
-      </w:r>
-      <w:r>
-        <w:rPr>
-          <w:color w:val="333333"/>
-          <w:w w:val="105"/>
-          <w:position w:val="1"/>
-          <w:sz w:val="21"/>
-        </w:rPr>
-        <w:t>статьи</w:t>
-      </w:r>
-      <w:r>
-        <w:rPr>
-          <w:color w:val="333333"/>
-          <w:spacing w:val="-1"/>
-          <w:w w:val="105"/>
-          <w:position w:val="1"/>
-          <w:sz w:val="21"/>
-        </w:rPr>
-        <w:t xml:space="preserve"> </w:t>
-      </w:r>
-      <w:proofErr w:type="gramStart"/>
-      <w:r>
-        <w:rPr>
-          <w:color w:val="333333"/>
-          <w:w w:val="105"/>
-          <w:position w:val="1"/>
-          <w:sz w:val="21"/>
-        </w:rPr>
-        <w:t xml:space="preserve">( </w:t>
-      </w:r>
-      <w:r>
-        <w:rPr>
-          <w:rFonts w:ascii="Consolas" w:hAnsi="Consolas"/>
-          <w:w w:val="105"/>
-          <w:sz w:val="18"/>
-        </w:rPr>
-        <w:t>/</w:t>
-      </w:r>
-      <w:proofErr w:type="gramEnd"/>
-      <w:r>
-        <w:rPr>
-          <w:rFonts w:ascii="Consolas" w:hAnsi="Consolas"/>
-          <w:w w:val="105"/>
-          <w:sz w:val="18"/>
-        </w:rPr>
-        <w:t>/a[</w:t>
-      </w:r>
-      <w:proofErr w:type="spellStart"/>
-      <w:r>
-        <w:rPr>
-          <w:rFonts w:ascii="Consolas" w:hAnsi="Consolas"/>
-          <w:w w:val="105"/>
-          <w:sz w:val="18"/>
-        </w:rPr>
-        <w:t>contains</w:t>
-      </w:r>
-      <w:proofErr w:type="spellEnd"/>
-      <w:r>
-        <w:rPr>
-          <w:rFonts w:ascii="Consolas" w:hAnsi="Consolas"/>
-          <w:w w:val="105"/>
-          <w:sz w:val="18"/>
-        </w:rPr>
-        <w:t>(@href,'prognoz')</w:t>
-      </w:r>
-      <w:proofErr w:type="gramStart"/>
-      <w:r>
-        <w:rPr>
-          <w:rFonts w:ascii="Consolas" w:hAnsi="Consolas"/>
-          <w:w w:val="105"/>
-          <w:sz w:val="18"/>
-        </w:rPr>
-        <w:t>]</w:t>
-      </w:r>
-      <w:r>
-        <w:rPr>
-          <w:rFonts w:ascii="Consolas" w:hAnsi="Consolas"/>
-          <w:spacing w:val="-40"/>
-          <w:w w:val="105"/>
-          <w:sz w:val="18"/>
-        </w:rPr>
-        <w:t xml:space="preserve"> </w:t>
-      </w:r>
-      <w:r>
-        <w:rPr>
-          <w:color w:val="333333"/>
-          <w:w w:val="105"/>
-          <w:position w:val="1"/>
-          <w:sz w:val="21"/>
-        </w:rPr>
-        <w:t>)</w:t>
-      </w:r>
-      <w:proofErr w:type="gramEnd"/>
-      <w:r>
-        <w:rPr>
-          <w:color w:val="333333"/>
-          <w:w w:val="105"/>
-          <w:position w:val="1"/>
-          <w:sz w:val="21"/>
-        </w:rPr>
-        <w:t>.</w:t>
-      </w:r>
-    </w:p>
-    <w:p>
-      <w:pPr>
-        <w:pStyle w:val="a3"/>
-        <w:spacing w:before="41"/>
+        <w:rPr>
+          <w:sz w:val="21"/>
+          <w:lang w:val="en-US"/>
+        </w:rPr>
       </w:pPr>
     </w:p>
     <w:p>
       <w:pPr>
-        <w:pStyle w:val="2"/>
-        <w:numPr>
-          <w:ilvl w:val="1"/>
-          <w:numId w:val="3"/>
-        </w:numPr>
-        <w:tabs>
-          <w:tab w:val="left" w:pos="934"/>
-        </w:tabs>
-        <w:spacing w:before="1"/>
-        <w:ind w:left="934" w:hanging="631"/>
-      </w:pPr>
-      <w:bookmarkStart w:id="15" w:name="_Toc230320298"/>
-      <w:r>
-        <w:t>Скриншоты</w:t>
-      </w:r>
-      <w:r>
-        <w:rPr>
-          <w:spacing w:val="6"/>
-        </w:rPr>
-        <w:t xml:space="preserve"> </w:t>
-      </w:r>
-      <w:r>
-        <w:t>для</w:t>
-      </w:r>
-      <w:r>
-        <w:rPr>
-          <w:spacing w:val="7"/>
-        </w:rPr>
-        <w:t xml:space="preserve"> </w:t>
-      </w:r>
-      <w:r>
-        <w:t>отчёта</w:t>
-      </w:r>
-      <w:r>
-        <w:rPr>
-          <w:spacing w:val="7"/>
-        </w:rPr>
-        <w:t xml:space="preserve"> </w:t>
-      </w:r>
-      <w:r>
-        <w:rPr>
-          <w:spacing w:val="-2"/>
-        </w:rPr>
-        <w:t>(рекомендуется)</w:t>
-      </w:r>
-      <w:bookmarkEnd w:id="15"/>
-    </w:p>
-    <w:p>
-      <w:pPr>
-        <w:pStyle w:val="a5"/>
-        <w:numPr>
-          <w:ilvl w:val="2"/>
-          <w:numId w:val="3"/>
-        </w:numPr>
-        <w:tabs>
-          <w:tab w:val="left" w:pos="735"/>
-        </w:tabs>
-        <w:spacing w:before="293"/>
-        <w:ind w:left="735" w:hanging="240"/>
-        <w:rPr>
-          <w:color w:val="333333"/>
-          <w:sz w:val="21"/>
-        </w:rPr>
-      </w:pPr>
-      <w:r>
-        <w:rPr>
-          <w:color w:val="333333"/>
-          <w:sz w:val="21"/>
-        </w:rPr>
-        <w:t>Главная</w:t>
-      </w:r>
-      <w:r>
-        <w:rPr>
-          <w:color w:val="333333"/>
-          <w:spacing w:val="15"/>
-          <w:sz w:val="21"/>
-        </w:rPr>
-        <w:t xml:space="preserve"> </w:t>
-      </w:r>
-      <w:proofErr w:type="spellStart"/>
-      <w:r>
-        <w:rPr>
-          <w:color w:val="333333"/>
-          <w:sz w:val="21"/>
-        </w:rPr>
-        <w:t>sravni.bet</w:t>
-      </w:r>
-      <w:proofErr w:type="spellEnd"/>
-      <w:r>
-        <w:rPr>
-          <w:color w:val="333333"/>
-          <w:spacing w:val="15"/>
-          <w:sz w:val="21"/>
-        </w:rPr>
-        <w:t xml:space="preserve"> </w:t>
-      </w:r>
-      <w:r>
-        <w:rPr>
-          <w:color w:val="333333"/>
-          <w:sz w:val="21"/>
-        </w:rPr>
-        <w:t>с</w:t>
-      </w:r>
-      <w:r>
-        <w:rPr>
-          <w:color w:val="333333"/>
-          <w:spacing w:val="15"/>
-          <w:sz w:val="21"/>
-        </w:rPr>
-        <w:t xml:space="preserve"> </w:t>
-      </w:r>
-      <w:r>
-        <w:rPr>
-          <w:color w:val="333333"/>
-          <w:sz w:val="21"/>
-        </w:rPr>
-        <w:t>блоком</w:t>
-      </w:r>
-      <w:r>
-        <w:rPr>
-          <w:color w:val="333333"/>
-          <w:spacing w:val="15"/>
-          <w:sz w:val="21"/>
-        </w:rPr>
-        <w:t xml:space="preserve"> </w:t>
-      </w:r>
-      <w:r>
-        <w:rPr>
-          <w:color w:val="333333"/>
-          <w:sz w:val="21"/>
-        </w:rPr>
-        <w:t>матчей</w:t>
-      </w:r>
-      <w:r>
-        <w:rPr>
-          <w:color w:val="333333"/>
-          <w:spacing w:val="15"/>
-          <w:sz w:val="21"/>
-        </w:rPr>
-        <w:t xml:space="preserve"> </w:t>
-      </w:r>
-      <w:r>
-        <w:rPr>
-          <w:color w:val="333333"/>
-          <w:sz w:val="21"/>
-        </w:rPr>
-        <w:t>(UC-</w:t>
-      </w:r>
-      <w:r>
-        <w:rPr>
-          <w:color w:val="333333"/>
-          <w:spacing w:val="-4"/>
-          <w:sz w:val="21"/>
-        </w:rPr>
-        <w:t>01).</w:t>
-      </w:r>
-    </w:p>
-    <w:p>
-      <w:pPr>
-        <w:pStyle w:val="a5"/>
-        <w:numPr>
-          <w:ilvl w:val="2"/>
-          <w:numId w:val="3"/>
-        </w:numPr>
-        <w:tabs>
-          <w:tab w:val="left" w:pos="735"/>
-        </w:tabs>
-        <w:spacing w:before="101"/>
-        <w:ind w:left="735" w:hanging="240"/>
-        <w:rPr>
-          <w:color w:val="333333"/>
-          <w:sz w:val="21"/>
-        </w:rPr>
-      </w:pPr>
-      <w:proofErr w:type="spellStart"/>
-      <w:r>
-        <w:rPr>
-          <w:color w:val="333333"/>
-          <w:sz w:val="21"/>
-        </w:rPr>
-        <w:t>Selenium</w:t>
-      </w:r>
-      <w:proofErr w:type="spellEnd"/>
-      <w:r>
-        <w:rPr>
-          <w:color w:val="333333"/>
-          <w:spacing w:val="34"/>
-          <w:sz w:val="21"/>
-        </w:rPr>
-        <w:t xml:space="preserve"> </w:t>
-      </w:r>
-      <w:r>
-        <w:rPr>
-          <w:color w:val="333333"/>
-          <w:sz w:val="21"/>
-        </w:rPr>
-        <w:t>IDE</w:t>
-      </w:r>
-      <w:r>
-        <w:rPr>
-          <w:color w:val="333333"/>
-          <w:spacing w:val="34"/>
-          <w:sz w:val="21"/>
-        </w:rPr>
-        <w:t xml:space="preserve"> </w:t>
-      </w:r>
-      <w:r>
-        <w:rPr>
-          <w:color w:val="333333"/>
-          <w:sz w:val="21"/>
-        </w:rPr>
-        <w:t>—</w:t>
-      </w:r>
-      <w:r>
-        <w:rPr>
-          <w:color w:val="333333"/>
-          <w:spacing w:val="35"/>
-          <w:sz w:val="21"/>
-        </w:rPr>
-        <w:t xml:space="preserve"> </w:t>
-      </w:r>
-      <w:r>
-        <w:rPr>
-          <w:color w:val="333333"/>
-          <w:sz w:val="21"/>
-        </w:rPr>
-        <w:t>окно</w:t>
-      </w:r>
-      <w:r>
-        <w:rPr>
-          <w:color w:val="333333"/>
-          <w:spacing w:val="34"/>
-          <w:sz w:val="21"/>
-        </w:rPr>
-        <w:t xml:space="preserve"> </w:t>
-      </w:r>
-      <w:r>
-        <w:rPr>
-          <w:color w:val="333333"/>
-          <w:spacing w:val="-2"/>
-          <w:sz w:val="21"/>
-        </w:rPr>
-        <w:t>записи.</w:t>
-      </w:r>
-    </w:p>
-    <w:p>
-      <w:pPr>
-        <w:pStyle w:val="a5"/>
-        <w:numPr>
-          <w:ilvl w:val="2"/>
-          <w:numId w:val="3"/>
-        </w:numPr>
-        <w:tabs>
-          <w:tab w:val="left" w:pos="735"/>
-        </w:tabs>
-        <w:spacing w:before="115"/>
-        <w:ind w:left="735" w:hanging="240"/>
-        <w:rPr>
-          <w:color w:val="333333"/>
+        <w:pStyle w:val="ListParagraph"/>
+        <w:rPr>
           <w:sz w:val="21"/>
           <w:lang w:val="en-US"/>
-        </w:rPr>
-      </w:pPr>
-      <w:proofErr w:type="gramStart"/>
-      <w:r>
-        <w:rPr>
-          <w:color w:val="333333"/>
-          <w:sz w:val="21"/>
-        </w:rPr>
-        <w:t>Прогон</w:t>
-      </w:r>
-      <w:r>
-        <w:rPr>
-          <w:color w:val="333333"/>
-          <w:spacing w:val="26"/>
-          <w:sz w:val="21"/>
-          <w:lang w:val="en-US"/>
-        </w:rPr>
-        <w:t xml:space="preserve">  </w:t>
-      </w:r>
-      <w:proofErr w:type="spellStart"/>
-      <w:r>
-        <w:rPr>
-          <w:rFonts w:ascii="Consolas" w:hAnsi="Consolas"/>
-          <w:sz w:val="18"/>
-          <w:lang w:val="en-US"/>
-        </w:rPr>
-        <w:t>gradlew</w:t>
-      </w:r>
-      <w:proofErr w:type="spellEnd"/>
-      <w:proofErr w:type="gramEnd"/>
-      <w:r>
-        <w:rPr>
-          <w:rFonts w:ascii="Consolas" w:hAnsi="Consolas"/>
-          <w:spacing w:val="35"/>
-          <w:sz w:val="18"/>
-          <w:lang w:val="en-US"/>
-        </w:rPr>
-        <w:t xml:space="preserve"> </w:t>
-      </w:r>
-      <w:r>
-        <w:rPr>
-          <w:rFonts w:ascii="Consolas" w:hAnsi="Consolas"/>
-          <w:sz w:val="18"/>
-          <w:lang w:val="en-US"/>
-        </w:rPr>
-        <w:t>test</w:t>
-      </w:r>
-      <w:r>
-        <w:rPr>
-          <w:rFonts w:ascii="Consolas" w:hAnsi="Consolas"/>
-          <w:spacing w:val="65"/>
-          <w:sz w:val="18"/>
-          <w:lang w:val="en-US"/>
-        </w:rPr>
-        <w:t xml:space="preserve"> </w:t>
-      </w:r>
-      <w:r>
-        <w:rPr>
-          <w:color w:val="333333"/>
-          <w:sz w:val="21"/>
-        </w:rPr>
-        <w:t>в</w:t>
-      </w:r>
-      <w:r>
-        <w:rPr>
-          <w:color w:val="333333"/>
-          <w:spacing w:val="23"/>
-          <w:sz w:val="21"/>
-          <w:lang w:val="en-US"/>
-        </w:rPr>
-        <w:t xml:space="preserve"> </w:t>
-      </w:r>
-      <w:r>
-        <w:rPr>
-          <w:color w:val="333333"/>
-          <w:sz w:val="21"/>
-        </w:rPr>
-        <w:t>терминале</w:t>
-      </w:r>
-      <w:r>
-        <w:rPr>
-          <w:color w:val="333333"/>
-          <w:spacing w:val="24"/>
-          <w:sz w:val="21"/>
-          <w:lang w:val="en-US"/>
-        </w:rPr>
-        <w:t xml:space="preserve"> </w:t>
-      </w:r>
-      <w:r>
-        <w:rPr>
-          <w:color w:val="333333"/>
-          <w:sz w:val="21"/>
-          <w:lang w:val="en-US"/>
-        </w:rPr>
-        <w:t>—</w:t>
-      </w:r>
-      <w:r>
-        <w:rPr>
-          <w:color w:val="333333"/>
-          <w:spacing w:val="23"/>
-          <w:sz w:val="21"/>
-          <w:lang w:val="en-US"/>
-        </w:rPr>
-        <w:t xml:space="preserve"> </w:t>
-      </w:r>
-      <w:r>
-        <w:rPr>
-          <w:color w:val="333333"/>
-          <w:sz w:val="21"/>
-          <w:lang w:val="en-US"/>
-        </w:rPr>
-        <w:t>BUILD</w:t>
-      </w:r>
-      <w:r>
-        <w:rPr>
-          <w:color w:val="333333"/>
-          <w:spacing w:val="24"/>
-          <w:sz w:val="21"/>
-          <w:lang w:val="en-US"/>
-        </w:rPr>
-        <w:t xml:space="preserve"> </w:t>
-      </w:r>
-      <w:r>
-        <w:rPr>
-          <w:color w:val="333333"/>
-          <w:sz w:val="21"/>
-          <w:lang w:val="en-US"/>
-        </w:rPr>
-        <w:t>SUCCESSFUL</w:t>
-      </w:r>
-      <w:r>
-        <w:rPr>
-          <w:color w:val="333333"/>
-          <w:spacing w:val="13"/>
-          <w:sz w:val="21"/>
-          <w:lang w:val="en-US"/>
-        </w:rPr>
-        <w:t xml:space="preserve"> </w:t>
-      </w:r>
-      <w:r>
-        <w:rPr>
-          <w:color w:val="333333"/>
-          <w:spacing w:val="-2"/>
-          <w:sz w:val="21"/>
-          <w:lang w:val="en-US"/>
-        </w:rPr>
-        <w:t>(Chrome).</w:t>
-      </w:r>
-    </w:p>
-    <w:p>
-      <w:pPr>
-        <w:pStyle w:val="a5"/>
-        <w:numPr>
-          <w:ilvl w:val="2"/>
-          <w:numId w:val="3"/>
-        </w:numPr>
-        <w:tabs>
-          <w:tab w:val="left" w:pos="735"/>
-        </w:tabs>
-        <w:spacing w:before="99"/>
-        <w:ind w:left="735" w:hanging="240"/>
-        <w:rPr>
-          <w:color w:val="333333"/>
-          <w:sz w:val="21"/>
-          <w:lang w:val="en-US"/>
-        </w:rPr>
-      </w:pPr>
-      <w:r>
-        <w:rPr>
-          <w:color w:val="333333"/>
-          <w:sz w:val="21"/>
-          <w:lang w:val="en-US"/>
-        </w:rPr>
-        <w:t>HTML-</w:t>
-      </w:r>
-      <w:r>
-        <w:rPr>
-          <w:color w:val="333333"/>
-          <w:sz w:val="21"/>
-        </w:rPr>
-        <w:t>отчёт</w:t>
-      </w:r>
-      <w:r>
-        <w:rPr>
-          <w:color w:val="333333"/>
-          <w:spacing w:val="32"/>
-          <w:sz w:val="21"/>
-          <w:lang w:val="en-US"/>
-        </w:rPr>
-        <w:t xml:space="preserve"> </w:t>
-      </w:r>
-      <w:r>
-        <w:rPr>
-          <w:color w:val="333333"/>
-          <w:sz w:val="21"/>
-          <w:lang w:val="en-US"/>
-        </w:rPr>
-        <w:t>Gradle</w:t>
-      </w:r>
-      <w:r>
-        <w:rPr>
-          <w:color w:val="333333"/>
-          <w:spacing w:val="33"/>
-          <w:sz w:val="21"/>
-          <w:lang w:val="en-US"/>
-        </w:rPr>
-        <w:t xml:space="preserve"> </w:t>
-      </w:r>
-      <w:r>
-        <w:rPr>
-          <w:color w:val="333333"/>
-          <w:sz w:val="21"/>
-          <w:lang w:val="en-US"/>
-        </w:rPr>
-        <w:t>—</w:t>
-      </w:r>
-      <w:r>
-        <w:rPr>
-          <w:color w:val="333333"/>
-          <w:spacing w:val="33"/>
-          <w:sz w:val="21"/>
-          <w:lang w:val="en-US"/>
-        </w:rPr>
-        <w:t xml:space="preserve"> </w:t>
-      </w:r>
-      <w:r>
-        <w:rPr>
-          <w:color w:val="333333"/>
-          <w:sz w:val="21"/>
-        </w:rPr>
-        <w:t>список</w:t>
-      </w:r>
-      <w:r>
-        <w:rPr>
-          <w:color w:val="333333"/>
-          <w:spacing w:val="32"/>
-          <w:sz w:val="21"/>
-          <w:lang w:val="en-US"/>
-        </w:rPr>
-        <w:t xml:space="preserve"> </w:t>
-      </w:r>
-      <w:r>
-        <w:rPr>
-          <w:color w:val="333333"/>
-          <w:sz w:val="21"/>
-          <w:lang w:val="en-US"/>
-        </w:rPr>
-        <w:t>19</w:t>
-      </w:r>
-      <w:r>
-        <w:rPr>
-          <w:color w:val="333333"/>
-          <w:spacing w:val="33"/>
-          <w:sz w:val="21"/>
-          <w:lang w:val="en-US"/>
-        </w:rPr>
-        <w:t xml:space="preserve"> </w:t>
-      </w:r>
-      <w:r>
-        <w:rPr>
-          <w:color w:val="333333"/>
-          <w:spacing w:val="-2"/>
-          <w:sz w:val="21"/>
-        </w:rPr>
-        <w:t>тестов</w:t>
-      </w:r>
-      <w:r>
-        <w:rPr>
-          <w:color w:val="333333"/>
-          <w:spacing w:val="-2"/>
-          <w:sz w:val="21"/>
-          <w:lang w:val="en-US"/>
-        </w:rPr>
-        <w:t>.</w:t>
-      </w:r>
-    </w:p>
-    <w:p>
-      <w:pPr>
-        <w:pStyle w:val="a5"/>
-        <w:numPr>
-          <w:ilvl w:val="2"/>
-          <w:numId w:val="3"/>
-        </w:numPr>
-        <w:tabs>
-          <w:tab w:val="left" w:pos="735"/>
-        </w:tabs>
-        <w:spacing w:before="115"/>
-        <w:ind w:left="735" w:hanging="240"/>
-        <w:rPr>
-          <w:color w:val="333333"/>
-          <w:sz w:val="21"/>
-        </w:rPr>
-      </w:pPr>
-      <w:r>
-        <w:rPr>
-          <w:color w:val="333333"/>
-          <w:sz w:val="21"/>
-        </w:rPr>
-        <w:t>Пример</w:t>
-      </w:r>
-      <w:r>
-        <w:rPr>
-          <w:color w:val="333333"/>
-          <w:spacing w:val="12"/>
-          <w:sz w:val="21"/>
-        </w:rPr>
-        <w:t xml:space="preserve"> </w:t>
-      </w:r>
-      <w:r>
-        <w:rPr>
-          <w:color w:val="333333"/>
-          <w:sz w:val="21"/>
-        </w:rPr>
-        <w:t>новой</w:t>
-      </w:r>
-      <w:r>
-        <w:rPr>
-          <w:color w:val="333333"/>
-          <w:spacing w:val="13"/>
-          <w:sz w:val="21"/>
-        </w:rPr>
-        <w:t xml:space="preserve"> </w:t>
-      </w:r>
-      <w:r>
-        <w:rPr>
-          <w:color w:val="333333"/>
-          <w:sz w:val="21"/>
-        </w:rPr>
-        <w:t>вкладки</w:t>
-      </w:r>
-      <w:r>
-        <w:rPr>
-          <w:color w:val="333333"/>
-          <w:spacing w:val="12"/>
-          <w:sz w:val="21"/>
-        </w:rPr>
-        <w:t xml:space="preserve"> </w:t>
-      </w:r>
-      <w:r>
-        <w:rPr>
-          <w:color w:val="333333"/>
-          <w:sz w:val="21"/>
-        </w:rPr>
-        <w:t>букмекера</w:t>
-      </w:r>
-      <w:r>
-        <w:rPr>
-          <w:color w:val="333333"/>
-          <w:spacing w:val="13"/>
-          <w:sz w:val="21"/>
-        </w:rPr>
-        <w:t xml:space="preserve"> </w:t>
-      </w:r>
-      <w:r>
-        <w:rPr>
-          <w:color w:val="333333"/>
-          <w:sz w:val="21"/>
-        </w:rPr>
-        <w:t>после</w:t>
-      </w:r>
-      <w:r>
-        <w:rPr>
-          <w:color w:val="333333"/>
-          <w:spacing w:val="12"/>
-          <w:sz w:val="21"/>
-        </w:rPr>
-        <w:t xml:space="preserve"> </w:t>
-      </w:r>
-      <w:r>
-        <w:rPr>
-          <w:color w:val="333333"/>
-          <w:sz w:val="21"/>
-        </w:rPr>
-        <w:t>TS-07</w:t>
-      </w:r>
-      <w:r>
-        <w:rPr>
-          <w:color w:val="333333"/>
-          <w:spacing w:val="13"/>
-          <w:sz w:val="21"/>
-        </w:rPr>
-        <w:t xml:space="preserve"> </w:t>
-      </w:r>
-      <w:r>
-        <w:rPr>
-          <w:color w:val="333333"/>
-          <w:sz w:val="21"/>
-        </w:rPr>
-        <w:t>(по</w:t>
-      </w:r>
-      <w:r>
-        <w:rPr>
-          <w:color w:val="333333"/>
-          <w:spacing w:val="12"/>
-          <w:sz w:val="21"/>
-        </w:rPr>
-        <w:t xml:space="preserve"> </w:t>
-      </w:r>
-      <w:r>
-        <w:rPr>
-          <w:color w:val="333333"/>
-          <w:spacing w:val="-2"/>
-          <w:sz w:val="21"/>
-        </w:rPr>
-        <w:t>желанию).</w:t>
-      </w:r>
-    </w:p>
-    <w:p>
-      <w:pPr>
-        <w:pStyle w:val="a5"/>
-        <w:rPr>
-          <w:sz w:val="21"/>
         </w:rPr>
         <w:sectPr>
           <w:pgSz w:w="12240" w:h="15840"/>
@@ -27074,7 +25459,7 @@
     </w:p>
     <w:p>
       <w:pPr>
-        <w:pStyle w:val="1"/>
+        <w:pStyle w:val="Heading1"/>
         <w:numPr>
           <w:ilvl w:val="0"/>
           <w:numId w:val="3"/>
@@ -27085,7 +25470,7 @@
         <w:spacing w:before="70"/>
         <w:ind w:left="723" w:hanging="420"/>
       </w:pPr>
-      <w:bookmarkStart w:id="16" w:name="_Toc230320299"/>
+      <w:bookmarkStart w:id="15" w:name="_Toc230320299"/>
       <w:r>
         <w:rPr>
           <w:spacing w:val="-2"/>
@@ -27093,11 +25478,11 @@
         <w:lastRenderedPageBreak/>
         <w:t>Выводы</w:t>
       </w:r>
-      <w:bookmarkEnd w:id="16"/>
+      <w:bookmarkEnd w:id="15"/>
     </w:p>
     <w:p>
       <w:pPr>
-        <w:pStyle w:val="a3"/>
+        <w:pStyle w:val="BodyText"/>
         <w:spacing w:before="400" w:line="352" w:lineRule="auto"/>
         <w:ind w:left="303"/>
       </w:pPr>
@@ -27107,7 +25492,7 @@
         </w:rPr>
         <w:t xml:space="preserve">В ходе лабораторной работы выполнено автоматизированное тестирование сайта </w:t>
       </w:r>
-      <w:hyperlink r:id="rId14">
+      <w:hyperlink r:id="rId13">
         <w:r>
           <w:rPr>
             <w:rFonts w:ascii="Arial" w:hAnsi="Arial"/>
@@ -27165,7 +25550,7 @@
     </w:p>
     <w:p>
       <w:pPr>
-        <w:pStyle w:val="a5"/>
+        <w:pStyle w:val="ListParagraph"/>
         <w:numPr>
           <w:ilvl w:val="0"/>
           <w:numId w:val="1"/>
@@ -27260,7 +25645,7 @@
     </w:p>
     <w:p>
       <w:pPr>
-        <w:pStyle w:val="a5"/>
+        <w:pStyle w:val="ListParagraph"/>
         <w:numPr>
           <w:ilvl w:val="0"/>
           <w:numId w:val="1"/>
@@ -27501,7 +25886,7 @@
     </w:p>
     <w:p>
       <w:pPr>
-        <w:pStyle w:val="a3"/>
+        <w:pStyle w:val="BodyText"/>
         <w:spacing w:before="103"/>
         <w:ind w:left="736"/>
       </w:pPr>
@@ -27663,7 +26048,7 @@
     </w:p>
     <w:p>
       <w:pPr>
-        <w:pStyle w:val="a5"/>
+        <w:pStyle w:val="ListParagraph"/>
         <w:numPr>
           <w:ilvl w:val="0"/>
           <w:numId w:val="1"/>
@@ -27975,7 +26360,7 @@
     </w:p>
     <w:p>
       <w:pPr>
-        <w:pStyle w:val="a3"/>
+        <w:pStyle w:val="BodyText"/>
         <w:spacing w:before="18"/>
         <w:ind w:left="736"/>
       </w:pPr>
@@ -28030,79 +26415,7 @@
     </w:p>
     <w:p>
       <w:pPr>
-        <w:pStyle w:val="a5"/>
-        <w:numPr>
-          <w:ilvl w:val="0"/>
-          <w:numId w:val="1"/>
-        </w:numPr>
-        <w:tabs>
-          <w:tab w:val="left" w:pos="736"/>
-        </w:tabs>
-        <w:spacing w:before="98" w:line="352" w:lineRule="auto"/>
-        <w:ind w:right="601"/>
-        <w:rPr>
-          <w:color w:val="333333"/>
-          <w:sz w:val="21"/>
-        </w:rPr>
-      </w:pPr>
-      <w:r>
-        <w:rPr>
-          <w:color w:val="333333"/>
-          <w:sz w:val="21"/>
-        </w:rPr>
-        <w:t xml:space="preserve">Прогон в </w:t>
-      </w:r>
-      <w:proofErr w:type="spellStart"/>
-      <w:r>
-        <w:rPr>
-          <w:rFonts w:ascii="Arial" w:hAnsi="Arial"/>
-          <w:b/>
-          <w:sz w:val="21"/>
-        </w:rPr>
-        <w:t>Chrome</w:t>
-      </w:r>
-      <w:proofErr w:type="spellEnd"/>
-      <w:r>
-        <w:rPr>
-          <w:color w:val="333333"/>
-          <w:sz w:val="21"/>
-        </w:rPr>
-        <w:t xml:space="preserve">: 19/19 успешно. Прогон в </w:t>
-      </w:r>
-      <w:r>
-        <w:rPr>
-          <w:rFonts w:ascii="Arial" w:hAnsi="Arial"/>
-          <w:b/>
-          <w:sz w:val="21"/>
-        </w:rPr>
-        <w:t>Firefox</w:t>
-      </w:r>
-      <w:r>
-        <w:rPr>
-          <w:color w:val="333333"/>
-          <w:sz w:val="21"/>
-        </w:rPr>
-        <w:t>: 18/19; один сбой на сценарии прогнозов (TS-17),</w:t>
-      </w:r>
-      <w:r>
-        <w:rPr>
-          <w:color w:val="333333"/>
-          <w:spacing w:val="80"/>
-          <w:sz w:val="21"/>
-        </w:rPr>
-        <w:t xml:space="preserve"> </w:t>
-      </w:r>
-      <w:r>
-        <w:rPr>
-          <w:color w:val="333333"/>
-          <w:sz w:val="21"/>
-        </w:rPr>
-        <w:t>вероятно из-за отличий отображения страницы.</w:t>
-      </w:r>
-    </w:p>
-    <w:p>
-      <w:pPr>
-        <w:pStyle w:val="a5"/>
+        <w:pStyle w:val="ListParagraph"/>
         <w:numPr>
           <w:ilvl w:val="0"/>
           <w:numId w:val="1"/>
@@ -28413,7 +26726,7 @@
     </w:p>
     <w:p>
       <w:pPr>
-        <w:pStyle w:val="a5"/>
+        <w:pStyle w:val="ListParagraph"/>
         <w:numPr>
           <w:ilvl w:val="0"/>
           <w:numId w:val="1"/>
@@ -28613,7 +26926,7 @@
     </w:p>
     <w:p>
       <w:pPr>
-        <w:pStyle w:val="a3"/>
+        <w:pStyle w:val="BodyText"/>
         <w:spacing w:before="100"/>
         <w:ind w:left="736"/>
       </w:pPr>
@@ -28796,13 +27109,13 @@
     </w:p>
     <w:p>
       <w:pPr>
-        <w:pStyle w:val="a3"/>
+        <w:pStyle w:val="BodyText"/>
         <w:spacing w:before="90"/>
       </w:pPr>
     </w:p>
     <w:p>
       <w:pPr>
-        <w:pStyle w:val="a3"/>
+        <w:pStyle w:val="BodyText"/>
         <w:spacing w:line="340" w:lineRule="auto"/>
         <w:ind w:left="303" w:right="804"/>
       </w:pPr>
@@ -28835,377 +27148,25 @@
     </w:p>
     <w:p>
       <w:pPr>
-        <w:pStyle w:val="a3"/>
+        <w:pStyle w:val="BodyText"/>
+        <w:rPr>
+          <w:lang w:val="en-US"/>
+        </w:rPr>
       </w:pPr>
     </w:p>
     <w:p>
       <w:pPr>
-        <w:pStyle w:val="a3"/>
+        <w:pStyle w:val="BodyText"/>
       </w:pPr>
     </w:p>
     <w:p>
       <w:pPr>
-        <w:pStyle w:val="a3"/>
-        <w:spacing w:before="167"/>
+        <w:pStyle w:val="BodyText"/>
       </w:pPr>
     </w:p>
     <w:p>
       <w:pPr>
-        <w:pStyle w:val="1"/>
-        <w:ind w:left="303" w:firstLine="0"/>
-        <w:rPr>
-          <w:lang w:val="en-US"/>
-        </w:rPr>
-      </w:pPr>
-      <w:bookmarkStart w:id="17" w:name="_Toc230320300"/>
-      <w:r>
-        <w:rPr>
-          <w:spacing w:val="-2"/>
-        </w:rPr>
-        <w:t>Приложения</w:t>
-      </w:r>
-      <w:bookmarkEnd w:id="17"/>
-    </w:p>
-    <w:p>
-      <w:pPr>
-        <w:pStyle w:val="a3"/>
-        <w:spacing w:before="161"/>
-        <w:rPr>
-          <w:rFonts w:ascii="Arial"/>
-          <w:b/>
-          <w:lang w:val="en-US"/>
-        </w:rPr>
-      </w:pPr>
-    </w:p>
-    <w:p>
-      <w:pPr>
-        <w:ind w:left="519"/>
-        <w:rPr>
-          <w:rFonts w:ascii="Consolas" w:hAnsi="Consolas"/>
-          <w:sz w:val="18"/>
-          <w:lang w:val="en-US"/>
-        </w:rPr>
-      </w:pPr>
-      <w:r>
-        <w:rPr>
-          <w:noProof/>
-          <w:position w:val="3"/>
-        </w:rPr>
-        <w:drawing>
-          <wp:inline distT="0" distB="0" distL="0" distR="0" wp14:anchorId="3AC8BFFE" wp14:editId="427A3A9B">
-            <wp:extent cx="42994" cy="42985"/>
-            <wp:effectExtent l="0" t="0" r="0" b="0"/>
-            <wp:docPr id="42" name="Image 42"/>
-            <wp:cNvGraphicFramePr>
-              <a:graphicFrameLocks xmlns:a="http://schemas.openxmlformats.org/drawingml/2006/main"/>
-            </wp:cNvGraphicFramePr>
-            <a:graphic xmlns:a="http://schemas.openxmlformats.org/drawingml/2006/main">
-              <a:graphicData uri="http://schemas.openxmlformats.org/drawingml/2006/picture">
-                <pic:pic xmlns:pic="http://schemas.openxmlformats.org/drawingml/2006/picture">
-                  <pic:nvPicPr>
-                    <pic:cNvPr id="42" name="Image 42"/>
-                    <pic:cNvPicPr/>
-                  </pic:nvPicPr>
-                  <pic:blipFill>
-                    <a:blip r:embed="rId15" cstate="print"/>
-                    <a:stretch>
-                      <a:fillRect/>
-                    </a:stretch>
-                  </pic:blipFill>
-                  <pic:spPr>
-                    <a:xfrm>
-                      <a:off x="0" y="0"/>
-                      <a:ext cx="42994" cy="42985"/>
-                    </a:xfrm>
-                    <a:prstGeom prst="rect">
-                      <a:avLst/>
-                    </a:prstGeom>
-                  </pic:spPr>
-                </pic:pic>
-              </a:graphicData>
-            </a:graphic>
-          </wp:inline>
-        </w:drawing>
-      </w:r>
-      <w:r>
-        <w:rPr>
-          <w:spacing w:val="80"/>
-          <w:sz w:val="20"/>
-          <w:lang w:val="en-US"/>
-        </w:rPr>
-        <w:t xml:space="preserve"> </w:t>
-      </w:r>
-      <w:r>
-        <w:rPr>
-          <w:color w:val="333333"/>
-          <w:sz w:val="21"/>
-        </w:rPr>
-        <w:t>Репозиторий</w:t>
-      </w:r>
-      <w:r>
-        <w:rPr>
-          <w:color w:val="333333"/>
-          <w:sz w:val="21"/>
-          <w:lang w:val="en-US"/>
-        </w:rPr>
-        <w:t>:</w:t>
-      </w:r>
-      <w:r>
-        <w:rPr>
-          <w:color w:val="333333"/>
-          <w:spacing w:val="80"/>
-          <w:sz w:val="21"/>
-          <w:lang w:val="en-US"/>
-        </w:rPr>
-        <w:t xml:space="preserve"> </w:t>
-      </w:r>
-      <w:r>
-        <w:rPr>
-          <w:rFonts w:ascii="Consolas" w:hAnsi="Consolas"/>
-          <w:sz w:val="18"/>
-          <w:lang w:val="en-US"/>
-        </w:rPr>
-        <w:t>TPO_3_Lab</w:t>
-      </w:r>
-    </w:p>
-    <w:p>
-      <w:pPr>
-        <w:spacing w:before="114"/>
-        <w:ind w:left="519"/>
-        <w:rPr>
-          <w:rFonts w:ascii="Consolas" w:hAnsi="Consolas"/>
-          <w:sz w:val="18"/>
-          <w:lang w:val="en-US"/>
-        </w:rPr>
-      </w:pPr>
-      <w:r>
-        <w:rPr>
-          <w:noProof/>
-          <w:position w:val="3"/>
-        </w:rPr>
-        <w:drawing>
-          <wp:inline distT="0" distB="0" distL="0" distR="0" wp14:anchorId="66272326" wp14:editId="067C56A7">
-            <wp:extent cx="42994" cy="42985"/>
-            <wp:effectExtent l="0" t="0" r="0" b="0"/>
-            <wp:docPr id="43" name="Image 43"/>
-            <wp:cNvGraphicFramePr>
-              <a:graphicFrameLocks xmlns:a="http://schemas.openxmlformats.org/drawingml/2006/main"/>
-            </wp:cNvGraphicFramePr>
-            <a:graphic xmlns:a="http://schemas.openxmlformats.org/drawingml/2006/main">
-              <a:graphicData uri="http://schemas.openxmlformats.org/drawingml/2006/picture">
-                <pic:pic xmlns:pic="http://schemas.openxmlformats.org/drawingml/2006/picture">
-                  <pic:nvPicPr>
-                    <pic:cNvPr id="43" name="Image 43"/>
-                    <pic:cNvPicPr/>
-                  </pic:nvPicPr>
-                  <pic:blipFill>
-                    <a:blip r:embed="rId16" cstate="print"/>
-                    <a:stretch>
-                      <a:fillRect/>
-                    </a:stretch>
-                  </pic:blipFill>
-                  <pic:spPr>
-                    <a:xfrm>
-                      <a:off x="0" y="0"/>
-                      <a:ext cx="42994" cy="42985"/>
-                    </a:xfrm>
-                    <a:prstGeom prst="rect">
-                      <a:avLst/>
-                    </a:prstGeom>
-                  </pic:spPr>
-                </pic:pic>
-              </a:graphicData>
-            </a:graphic>
-          </wp:inline>
-        </w:drawing>
-      </w:r>
-      <w:r>
-        <w:rPr>
-          <w:spacing w:val="80"/>
-          <w:w w:val="150"/>
-          <w:sz w:val="20"/>
-          <w:lang w:val="en-US"/>
-        </w:rPr>
-        <w:t xml:space="preserve"> </w:t>
-      </w:r>
-      <w:r>
-        <w:rPr>
-          <w:color w:val="333333"/>
-          <w:sz w:val="21"/>
-        </w:rPr>
-        <w:t>Отчёт</w:t>
-      </w:r>
-      <w:r>
-        <w:rPr>
-          <w:color w:val="333333"/>
-          <w:sz w:val="21"/>
-          <w:lang w:val="en-US"/>
-        </w:rPr>
-        <w:t xml:space="preserve"> Gradle:</w:t>
-      </w:r>
-      <w:r>
-        <w:rPr>
-          <w:color w:val="333333"/>
-          <w:spacing w:val="80"/>
-          <w:sz w:val="21"/>
-          <w:lang w:val="en-US"/>
-        </w:rPr>
-        <w:t xml:space="preserve"> </w:t>
-      </w:r>
-      <w:r>
-        <w:rPr>
-          <w:rFonts w:ascii="Consolas" w:hAnsi="Consolas"/>
-          <w:sz w:val="18"/>
-          <w:lang w:val="en-US"/>
-        </w:rPr>
-        <w:t>build/reports/tests/test/index.html</w:t>
-      </w:r>
-    </w:p>
-    <w:p>
-      <w:pPr>
-        <w:pStyle w:val="a3"/>
-        <w:spacing w:before="100"/>
-        <w:ind w:left="519"/>
-      </w:pPr>
-      <w:r>
-        <w:rPr>
-          <w:noProof/>
-          <w:position w:val="3"/>
-        </w:rPr>
-        <w:drawing>
-          <wp:inline distT="0" distB="0" distL="0" distR="0" wp14:anchorId="6B150315" wp14:editId="2024223C">
-            <wp:extent cx="42994" cy="42985"/>
-            <wp:effectExtent l="0" t="0" r="0" b="0"/>
-            <wp:docPr id="44" name="Image 44"/>
-            <wp:cNvGraphicFramePr>
-              <a:graphicFrameLocks xmlns:a="http://schemas.openxmlformats.org/drawingml/2006/main"/>
-            </wp:cNvGraphicFramePr>
-            <a:graphic xmlns:a="http://schemas.openxmlformats.org/drawingml/2006/main">
-              <a:graphicData uri="http://schemas.openxmlformats.org/drawingml/2006/picture">
-                <pic:pic xmlns:pic="http://schemas.openxmlformats.org/drawingml/2006/picture">
-                  <pic:nvPicPr>
-                    <pic:cNvPr id="44" name="Image 44"/>
-                    <pic:cNvPicPr/>
-                  </pic:nvPicPr>
-                  <pic:blipFill>
-                    <a:blip r:embed="rId17" cstate="print"/>
-                    <a:stretch>
-                      <a:fillRect/>
-                    </a:stretch>
-                  </pic:blipFill>
-                  <pic:spPr>
-                    <a:xfrm>
-                      <a:off x="0" y="0"/>
-                      <a:ext cx="42994" cy="42985"/>
-                    </a:xfrm>
-                    <a:prstGeom prst="rect">
-                      <a:avLst/>
-                    </a:prstGeom>
-                  </pic:spPr>
-                </pic:pic>
-              </a:graphicData>
-            </a:graphic>
-          </wp:inline>
-        </w:drawing>
-      </w:r>
-      <w:r>
-        <w:rPr>
-          <w:rFonts w:ascii="Times New Roman" w:hAnsi="Times New Roman"/>
-          <w:spacing w:val="40"/>
-          <w:sz w:val="20"/>
-        </w:rPr>
-        <w:t xml:space="preserve">  </w:t>
-      </w:r>
-      <w:r>
-        <w:rPr>
-          <w:color w:val="333333"/>
-        </w:rPr>
-        <w:t>README</w:t>
-      </w:r>
-      <w:r>
-        <w:rPr>
-          <w:color w:val="333333"/>
-          <w:spacing w:val="28"/>
-        </w:rPr>
-        <w:t xml:space="preserve"> </w:t>
-      </w:r>
-      <w:r>
-        <w:rPr>
-          <w:color w:val="333333"/>
-        </w:rPr>
-        <w:t>проекта:</w:t>
-      </w:r>
-      <w:r>
-        <w:rPr>
-          <w:color w:val="333333"/>
-          <w:spacing w:val="28"/>
-        </w:rPr>
-        <w:t xml:space="preserve"> </w:t>
-      </w:r>
-      <w:r>
-        <w:rPr>
-          <w:color w:val="333333"/>
-        </w:rPr>
-        <w:t>описание</w:t>
-      </w:r>
-      <w:r>
-        <w:rPr>
-          <w:color w:val="333333"/>
-          <w:spacing w:val="28"/>
-        </w:rPr>
-        <w:t xml:space="preserve"> </w:t>
-      </w:r>
-      <w:r>
-        <w:rPr>
-          <w:color w:val="333333"/>
-        </w:rPr>
-        <w:t>прецедентов</w:t>
-      </w:r>
-      <w:r>
-        <w:rPr>
-          <w:color w:val="333333"/>
-          <w:spacing w:val="28"/>
-        </w:rPr>
-        <w:t xml:space="preserve"> </w:t>
-      </w:r>
-      <w:r>
-        <w:rPr>
-          <w:color w:val="333333"/>
-        </w:rPr>
-        <w:t>и</w:t>
-      </w:r>
-      <w:r>
-        <w:rPr>
-          <w:color w:val="333333"/>
-          <w:spacing w:val="28"/>
-        </w:rPr>
-        <w:t xml:space="preserve"> </w:t>
-      </w:r>
-      <w:r>
-        <w:rPr>
-          <w:color w:val="333333"/>
-        </w:rPr>
-        <w:t>сценариев</w:t>
-      </w:r>
-    </w:p>
-    <w:p>
-      <w:pPr>
-        <w:pStyle w:val="a3"/>
-      </w:pPr>
-    </w:p>
-    <w:p>
-      <w:pPr>
-        <w:pStyle w:val="a3"/>
-      </w:pPr>
-    </w:p>
-    <w:p>
-      <w:pPr>
-        <w:pStyle w:val="a3"/>
-      </w:pPr>
-    </w:p>
-    <w:p>
-      <w:pPr>
-        <w:pStyle w:val="a3"/>
+        <w:pStyle w:val="BodyText"/>
         <w:spacing w:before="80"/>
       </w:pPr>
     </w:p>
@@ -30018,7 +27979,7 @@
     <w:lsdException w:name="Unresolved Mention" w:semiHidden="1" w:unhideWhenUsed="1"/>
     <w:lsdException w:name="Smart Link" w:semiHidden="1" w:unhideWhenUsed="1"/>
   </w:latentStyles>
-  <w:style w:type="paragraph" w:default="1" w:styleId="a">
+  <w:style w:type="paragraph" w:default="1" w:styleId="Normal">
     <w:name w:val="Normal"/>
     <w:qFormat/>
     <w:rsid w:val="00E80AD5"/>
@@ -30028,9 +27989,9 @@
       <w:lang w:val="ru-RU"/>
     </w:rPr>
   </w:style>
-  <w:style w:type="paragraph" w:styleId="1">
+  <w:style w:type="paragraph" w:styleId="Heading1">
     <w:name w:val="heading 1"/>
-    <w:basedOn w:val="a"/>
+    <w:basedOn w:val="Normal"/>
     <w:uiPriority w:val="9"/>
     <w:qFormat/>
     <w:pPr>
@@ -30045,9 +28006,9 @@
       <w:szCs w:val="38"/>
     </w:rPr>
   </w:style>
-  <w:style w:type="paragraph" w:styleId="2">
+  <w:style w:type="paragraph" w:styleId="Heading2">
     <w:name w:val="heading 2"/>
-    <w:basedOn w:val="a"/>
+    <w:basedOn w:val="Normal"/>
     <w:uiPriority w:val="9"/>
     <w:unhideWhenUsed/>
     <w:qFormat/>
@@ -30063,9 +28024,9 @@
       <w:szCs w:val="32"/>
     </w:rPr>
   </w:style>
-  <w:style w:type="paragraph" w:styleId="3">
+  <w:style w:type="paragraph" w:styleId="Heading3">
     <w:name w:val="heading 3"/>
-    <w:basedOn w:val="a"/>
+    <w:basedOn w:val="Normal"/>
     <w:uiPriority w:val="9"/>
     <w:unhideWhenUsed/>
     <w:qFormat/>
@@ -30082,13 +28043,13 @@
       <w:szCs w:val="21"/>
     </w:rPr>
   </w:style>
-  <w:style w:type="character" w:default="1" w:styleId="a0">
+  <w:style w:type="character" w:default="1" w:styleId="DefaultParagraphFont">
     <w:name w:val="Default Paragraph Font"/>
     <w:uiPriority w:val="1"/>
     <w:semiHidden/>
     <w:unhideWhenUsed/>
   </w:style>
-  <w:style w:type="table" w:default="1" w:styleId="a1">
+  <w:style w:type="table" w:default="1" w:styleId="TableNormal">
     <w:name w:val="Normal Table"/>
     <w:uiPriority w:val="99"/>
     <w:semiHidden/>
@@ -30103,14 +28064,14 @@
       </w:tblCellMar>
     </w:tblPr>
   </w:style>
-  <w:style w:type="numbering" w:default="1" w:styleId="a2">
+  <w:style w:type="numbering" w:default="1" w:styleId="NoList">
     <w:name w:val="No List"/>
     <w:uiPriority w:val="99"/>
     <w:semiHidden/>
     <w:unhideWhenUsed/>
   </w:style>
-  <w:style w:type="table" w:customStyle="1" w:styleId="TableNormal">
-    <w:name w:val="Table Normal"/>
+  <w:style w:type="table" w:customStyle="1" w:styleId="TableNormal1">
+    <w:name w:val="Table Normal1"/>
     <w:uiPriority w:val="2"/>
     <w:semiHidden/>
     <w:unhideWhenUsed/>
@@ -30125,9 +28086,9 @@
       </w:tblCellMar>
     </w:tblPr>
   </w:style>
-  <w:style w:type="paragraph" w:styleId="a3">
+  <w:style w:type="paragraph" w:styleId="BodyText">
     <w:name w:val="Body Text"/>
-    <w:basedOn w:val="a"/>
+    <w:basedOn w:val="Normal"/>
     <w:uiPriority w:val="1"/>
     <w:qFormat/>
     <w:rPr>
@@ -30136,9 +28097,9 @@
       <w:szCs w:val="21"/>
     </w:rPr>
   </w:style>
-  <w:style w:type="paragraph" w:styleId="a4">
+  <w:style w:type="paragraph" w:styleId="Title">
     <w:name w:val="Title"/>
-    <w:basedOn w:val="a"/>
+    <w:basedOn w:val="Normal"/>
     <w:uiPriority w:val="10"/>
     <w:qFormat/>
     <w:pPr>
@@ -30153,9 +28114,9 @@
       <w:szCs w:val="48"/>
     </w:rPr>
   </w:style>
-  <w:style w:type="paragraph" w:styleId="a5">
+  <w:style w:type="paragraph" w:styleId="ListParagraph">
     <w:name w:val="List Paragraph"/>
-    <w:basedOn w:val="a"/>
+    <w:basedOn w:val="Normal"/>
     <w:uiPriority w:val="1"/>
     <w:qFormat/>
     <w:pPr>
@@ -30167,7 +28128,7 @@
   </w:style>
   <w:style w:type="paragraph" w:customStyle="1" w:styleId="TableParagraph">
     <w:name w:val="Table Paragraph"/>
-    <w:basedOn w:val="a"/>
+    <w:basedOn w:val="Normal"/>
     <w:uiPriority w:val="1"/>
     <w:qFormat/>
     <w:pPr>
@@ -30177,10 +28138,10 @@
       <w:rFonts w:ascii="Microsoft Sans Serif" w:hAnsi="Microsoft Sans Serif"/>
     </w:rPr>
   </w:style>
-  <w:style w:type="paragraph" w:styleId="a6">
+  <w:style w:type="paragraph" w:styleId="TOCHeading">
     <w:name w:val="TOC Heading"/>
-    <w:basedOn w:val="1"/>
-    <w:next w:val="a"/>
+    <w:basedOn w:val="Heading1"/>
+    <w:next w:val="Normal"/>
     <w:uiPriority w:val="39"/>
     <w:unhideWhenUsed/>
     <w:qFormat/>
@@ -30205,10 +28166,10 @@
       <w:lang w:eastAsia="ru-RU"/>
     </w:rPr>
   </w:style>
-  <w:style w:type="paragraph" w:styleId="30">
+  <w:style w:type="paragraph" w:styleId="TOC3">
     <w:name w:val="toc 3"/>
-    <w:basedOn w:val="a"/>
-    <w:next w:val="a"/>
+    <w:basedOn w:val="Normal"/>
+    <w:next w:val="Normal"/>
     <w:autoRedefine/>
     <w:uiPriority w:val="39"/>
     <w:unhideWhenUsed/>
@@ -30218,10 +28179,10 @@
       <w:ind w:left="560"/>
     </w:pPr>
   </w:style>
-  <w:style w:type="paragraph" w:styleId="10">
+  <w:style w:type="paragraph" w:styleId="TOC1">
     <w:name w:val="toc 1"/>
-    <w:basedOn w:val="a"/>
-    <w:next w:val="a"/>
+    <w:basedOn w:val="Normal"/>
+    <w:next w:val="Normal"/>
     <w:autoRedefine/>
     <w:uiPriority w:val="39"/>
     <w:unhideWhenUsed/>
@@ -30230,10 +28191,10 @@
       <w:spacing w:after="100"/>
     </w:pPr>
   </w:style>
-  <w:style w:type="paragraph" w:styleId="20">
+  <w:style w:type="paragraph" w:styleId="TOC2">
     <w:name w:val="toc 2"/>
-    <w:basedOn w:val="a"/>
-    <w:next w:val="a"/>
+    <w:basedOn w:val="Normal"/>
+    <w:next w:val="Normal"/>
     <w:autoRedefine/>
     <w:uiPriority w:val="39"/>
     <w:unhideWhenUsed/>
@@ -30243,9 +28204,9 @@
       <w:ind w:left="280"/>
     </w:pPr>
   </w:style>
-  <w:style w:type="character" w:styleId="a7">
+  <w:style w:type="character" w:styleId="Hyperlink">
     <w:name w:val="Hyperlink"/>
-    <w:basedOn w:val="a0"/>
+    <w:basedOn w:val="DefaultParagraphFont"/>
     <w:uiPriority w:val="99"/>
     <w:unhideWhenUsed/>
     <w:rsid w:val="00E80AD5"/>
